--- a/#2 对称密码/第5章 有限域/attachments/Note_chapter_5.docx
+++ b/#2 对称密码/第5章 有限域/attachments/Note_chapter_5.docx
@@ -8,7 +8,7 @@
         <w:spacing w:after="200"/>
         <w:jc w:val="center"/>
         <w:rPr>
-          <w:rFonts w:asciiTheme="minorEastAsia" w:hAnsiTheme="minorEastAsia"/>
+          <w:rFonts w:asciiTheme="minorEastAsia" w:hAnsiTheme="minorEastAsia" w:hint="eastAsia"/>
           <w:sz w:val="32"/>
           <w:szCs w:val="32"/>
         </w:rPr>
@@ -27,7 +27,7 @@
         <w:pStyle w:val="2"/>
         <w:spacing w:after="200"/>
         <w:rPr>
-          <w:rFonts w:asciiTheme="minorEastAsia" w:hAnsiTheme="minorEastAsia"/>
+          <w:rFonts w:asciiTheme="minorEastAsia" w:hAnsiTheme="minorEastAsia" w:hint="eastAsia"/>
           <w:sz w:val="28"/>
           <w:szCs w:val="28"/>
         </w:rPr>
@@ -45,7 +45,7 @@
       <w:pPr>
         <w:spacing w:after="120"/>
         <w:rPr>
-          <w:rFonts w:asciiTheme="minorEastAsia" w:hAnsiTheme="minorEastAsia"/>
+          <w:rFonts w:asciiTheme="minorEastAsia" w:hAnsiTheme="minorEastAsia" w:hint="eastAsia"/>
           <w:sz w:val="21"/>
           <w:szCs w:val="21"/>
         </w:rPr>
@@ -64,7 +64,7 @@
         <w:spacing w:after="100"/>
         <w:ind w:leftChars="108" w:left="259"/>
         <w:rPr>
-          <w:rFonts w:asciiTheme="minorEastAsia" w:hAnsiTheme="minorEastAsia"/>
+          <w:rFonts w:asciiTheme="minorEastAsia" w:hAnsiTheme="minorEastAsia" w:hint="eastAsia"/>
           <w:sz w:val="21"/>
           <w:szCs w:val="21"/>
         </w:rPr>
@@ -83,7 +83,7 @@
         <w:spacing w:after="100"/>
         <w:ind w:leftChars="108" w:left="259"/>
         <w:rPr>
-          <w:rFonts w:asciiTheme="minorEastAsia" w:hAnsiTheme="minorEastAsia"/>
+          <w:rFonts w:asciiTheme="minorEastAsia" w:hAnsiTheme="minorEastAsia" w:hint="eastAsia"/>
           <w:sz w:val="21"/>
           <w:szCs w:val="21"/>
         </w:rPr>
@@ -120,7 +120,7 @@
         <w:spacing w:after="100"/>
         <w:ind w:leftChars="108" w:left="259"/>
         <w:rPr>
-          <w:rFonts w:asciiTheme="minorEastAsia" w:hAnsiTheme="minorEastAsia"/>
+          <w:rFonts w:asciiTheme="minorEastAsia" w:hAnsiTheme="minorEastAsia" w:hint="eastAsia"/>
           <w:sz w:val="21"/>
           <w:szCs w:val="21"/>
         </w:rPr>
@@ -237,7 +237,7 @@
         <w:spacing w:after="100"/>
         <w:ind w:leftChars="108" w:left="259"/>
         <w:rPr>
-          <w:rFonts w:asciiTheme="minorEastAsia" w:hAnsiTheme="minorEastAsia"/>
+          <w:rFonts w:asciiTheme="minorEastAsia" w:hAnsiTheme="minorEastAsia" w:hint="eastAsia"/>
           <w:sz w:val="21"/>
           <w:szCs w:val="21"/>
         </w:rPr>
@@ -313,7 +313,7 @@
         <w:spacing w:after="100"/>
         <w:ind w:leftChars="108" w:left="259"/>
         <w:rPr>
-          <w:rFonts w:asciiTheme="minorEastAsia" w:hAnsiTheme="minorEastAsia"/>
+          <w:rFonts w:asciiTheme="minorEastAsia" w:hAnsiTheme="minorEastAsia" w:hint="eastAsia"/>
           <w:sz w:val="21"/>
           <w:szCs w:val="21"/>
         </w:rPr>
@@ -331,7 +331,7 @@
       <w:pPr>
         <w:spacing w:after="200"/>
         <w:rPr>
-          <w:rFonts w:asciiTheme="minorEastAsia" w:hAnsiTheme="minorEastAsia"/>
+          <w:rFonts w:asciiTheme="minorEastAsia" w:hAnsiTheme="minorEastAsia" w:hint="eastAsia"/>
           <w:sz w:val="21"/>
           <w:szCs w:val="21"/>
         </w:rPr>
@@ -349,7 +349,7 @@
       <w:pPr>
         <w:spacing w:after="120"/>
         <w:rPr>
-          <w:rFonts w:asciiTheme="minorEastAsia" w:hAnsiTheme="minorEastAsia"/>
+          <w:rFonts w:asciiTheme="minorEastAsia" w:hAnsiTheme="minorEastAsia" w:hint="eastAsia"/>
           <w:sz w:val="21"/>
           <w:szCs w:val="21"/>
         </w:rPr>
@@ -456,7 +456,7 @@
             <w:pPr>
               <w:spacing w:after="200"/>
               <w:rPr>
-                <w:rFonts w:asciiTheme="minorEastAsia" w:hAnsiTheme="minorEastAsia"/>
+                <w:rFonts w:asciiTheme="minorEastAsia" w:hAnsiTheme="minorEastAsia" w:hint="eastAsia"/>
                 <w:sz w:val="21"/>
                 <w:szCs w:val="21"/>
               </w:rPr>
@@ -575,18 +575,39 @@
                 <w:szCs w:val="21"/>
               </w:rPr>
               <w:br/>
-              <w:t xml:space="preserve">            |-- 有限域 GF</w:t>
+              <w:t xml:space="preserve">            |-- 有限域 </w:t>
             </w:r>
-            <w:proofErr w:type="gramStart"/>
-            <w:r>
-              <w:rPr>
-                <w:rFonts w:asciiTheme="minorEastAsia" w:hAnsiTheme="minorEastAsia"/>
-                <w:sz w:val="21"/>
-                <w:szCs w:val="21"/>
-              </w:rPr>
-              <w:t>(p)</w:t>
-            </w:r>
-            <w:proofErr w:type="gramEnd"/>
+            <m:oMath>
+              <m:r>
+                <w:rPr>
+                  <w:rFonts w:ascii="Cambria Math" w:hAnsi="Cambria Math"/>
+                  <w:sz w:val="21"/>
+                  <w:szCs w:val="21"/>
+                </w:rPr>
+                <m:t>GF</m:t>
+              </m:r>
+              <m:d>
+                <m:dPr>
+                  <m:ctrlPr>
+                    <w:rPr>
+                      <w:rFonts w:ascii="Cambria Math" w:hAnsi="Cambria Math"/>
+                      <w:sz w:val="21"/>
+                      <w:szCs w:val="21"/>
+                    </w:rPr>
+                  </m:ctrlPr>
+                </m:dPr>
+                <m:e>
+                  <m:r>
+                    <w:rPr>
+                      <w:rFonts w:ascii="Cambria Math" w:hAnsi="Cambria Math"/>
+                      <w:sz w:val="21"/>
+                      <w:szCs w:val="21"/>
+                    </w:rPr>
+                    <m:t>p</m:t>
+                  </m:r>
+                </m:e>
+              </m:d>
+            </m:oMath>
             <w:r>
               <w:rPr>
                 <w:rFonts w:asciiTheme="minorEastAsia" w:hAnsiTheme="minorEastAsia"/>
@@ -595,16 +616,39 @@
               </w:rPr>
               <w:t>：</w:t>
             </w:r>
-            <w:proofErr w:type="spellStart"/>
-            <w:r>
-              <w:rPr>
-                <w:rFonts w:asciiTheme="minorEastAsia" w:hAnsiTheme="minorEastAsia"/>
-                <w:sz w:val="21"/>
-                <w:szCs w:val="21"/>
-              </w:rPr>
-              <w:t>Z_p</w:t>
-            </w:r>
-            <w:proofErr w:type="spellEnd"/>
+            <m:oMath>
+              <m:sSub>
+                <m:sSubPr>
+                  <m:ctrlPr>
+                    <w:rPr>
+                      <w:rFonts w:ascii="Cambria Math" w:hAnsi="Cambria Math"/>
+                      <w:sz w:val="21"/>
+                      <w:szCs w:val="21"/>
+                    </w:rPr>
+                  </m:ctrlPr>
+                </m:sSubPr>
+                <m:e>
+                  <m:r>
+                    <w:rPr>
+                      <w:rFonts w:ascii="Cambria Math" w:hAnsi="Cambria Math"/>
+                      <w:sz w:val="21"/>
+                      <w:szCs w:val="21"/>
+                    </w:rPr>
+                    <m:t>Z</m:t>
+                  </m:r>
+                </m:e>
+                <m:sub>
+                  <m:r>
+                    <w:rPr>
+                      <w:rFonts w:ascii="Cambria Math" w:hAnsi="Cambria Math"/>
+                      <w:sz w:val="21"/>
+                      <w:szCs w:val="21"/>
+                    </w:rPr>
+                    <m:t>p</m:t>
+                  </m:r>
+                </m:sub>
+              </m:sSub>
+            </m:oMath>
             <w:r>
               <w:rPr>
                 <w:rFonts w:asciiTheme="minorEastAsia" w:hAnsiTheme="minorEastAsia"/>
@@ -629,18 +673,62 @@
                 <w:szCs w:val="21"/>
               </w:rPr>
               <w:br/>
-              <w:t xml:space="preserve">            `-- 有限域 GF</w:t>
+              <w:t xml:space="preserve">            `-- 有限域 </w:t>
             </w:r>
-            <w:proofErr w:type="gramStart"/>
-            <w:r>
-              <w:rPr>
-                <w:rFonts w:asciiTheme="minorEastAsia" w:hAnsiTheme="minorEastAsia"/>
-                <w:sz w:val="21"/>
-                <w:szCs w:val="21"/>
-              </w:rPr>
-              <w:t>(2^n)</w:t>
-            </w:r>
-            <w:proofErr w:type="gramEnd"/>
+            <m:oMath>
+              <m:r>
+                <w:rPr>
+                  <w:rFonts w:ascii="Cambria Math" w:hAnsi="Cambria Math"/>
+                  <w:sz w:val="21"/>
+                  <w:szCs w:val="21"/>
+                </w:rPr>
+                <m:t>GF</m:t>
+              </m:r>
+              <m:d>
+                <m:dPr>
+                  <m:ctrlPr>
+                    <w:rPr>
+                      <w:rFonts w:ascii="Cambria Math" w:hAnsi="Cambria Math"/>
+                      <w:sz w:val="21"/>
+                      <w:szCs w:val="21"/>
+                    </w:rPr>
+                  </m:ctrlPr>
+                </m:dPr>
+                <m:e>
+                  <m:sSup>
+                    <m:sSupPr>
+                      <m:ctrlPr>
+                        <w:rPr>
+                          <w:rFonts w:ascii="Cambria Math" w:hAnsi="Cambria Math"/>
+                          <w:sz w:val="21"/>
+                          <w:szCs w:val="21"/>
+                        </w:rPr>
+                      </m:ctrlPr>
+                    </m:sSupPr>
+                    <m:e>
+                      <m:r>
+                        <w:rPr>
+                          <w:rFonts w:ascii="Cambria Math" w:hAnsi="Cambria Math"/>
+                          <w:sz w:val="21"/>
+                          <w:szCs w:val="21"/>
+                        </w:rPr>
+                        <m:t>2</m:t>
+                      </m:r>
+                    </m:e>
+                    <m:sup>
+                      <m:r>
+                        <w:rPr>
+                          <w:rFonts w:ascii="Cambria Math" w:hAnsi="Cambria Math"/>
+                          <w:sz w:val="21"/>
+                          <w:szCs w:val="21"/>
+                        </w:rPr>
+                        <m:t>n</m:t>
+                      </m:r>
+                    </m:sup>
+                  </m:sSup>
+                </m:e>
+              </m:d>
+            </m:oMath>
             <w:r>
               <w:rPr>
                 <w:rFonts w:asciiTheme="minorEastAsia" w:hAnsiTheme="minorEastAsia"/>
@@ -656,18 +744,39 @@
                 <w:szCs w:val="21"/>
               </w:rPr>
               <w:br/>
-              <w:t xml:space="preserve">                  |-- GF</w:t>
+              <w:t xml:space="preserve">                  |-- </w:t>
             </w:r>
-            <w:proofErr w:type="gramStart"/>
-            <w:r>
-              <w:rPr>
-                <w:rFonts w:asciiTheme="minorEastAsia" w:hAnsiTheme="minorEastAsia"/>
-                <w:sz w:val="21"/>
-                <w:szCs w:val="21"/>
-              </w:rPr>
-              <w:t>(p)</w:t>
-            </w:r>
-            <w:proofErr w:type="gramEnd"/>
+            <m:oMath>
+              <m:r>
+                <w:rPr>
+                  <w:rFonts w:ascii="Cambria Math" w:hAnsi="Cambria Math"/>
+                  <w:sz w:val="21"/>
+                  <w:szCs w:val="21"/>
+                </w:rPr>
+                <m:t>GF</m:t>
+              </m:r>
+              <m:d>
+                <m:dPr>
+                  <m:ctrlPr>
+                    <w:rPr>
+                      <w:rFonts w:ascii="Cambria Math" w:hAnsi="Cambria Math"/>
+                      <w:sz w:val="21"/>
+                      <w:szCs w:val="21"/>
+                    </w:rPr>
+                  </m:ctrlPr>
+                </m:dPr>
+                <m:e>
+                  <m:r>
+                    <w:rPr>
+                      <w:rFonts w:ascii="Cambria Math" w:hAnsi="Cambria Math"/>
+                      <w:sz w:val="21"/>
+                      <w:szCs w:val="21"/>
+                    </w:rPr>
+                    <m:t>p</m:t>
+                  </m:r>
+                </m:e>
+              </m:d>
+            </m:oMath>
             <w:r>
               <w:rPr>
                 <w:rFonts w:asciiTheme="minorEastAsia" w:hAnsiTheme="minorEastAsia"/>
@@ -683,7 +792,25 @@
                 <w:szCs w:val="21"/>
               </w:rPr>
               <w:br/>
-              <w:t xml:space="preserve">                  |-- 模 n 次不可约多项式的运算    </w:t>
+              <w:t xml:space="preserve">                  |-- 模 </w:t>
+            </w:r>
+            <m:oMath>
+              <m:r>
+                <w:rPr>
+                  <w:rFonts w:ascii="Cambria Math" w:hAnsi="Cambria Math"/>
+                  <w:sz w:val="21"/>
+                  <w:szCs w:val="21"/>
+                </w:rPr>
+                <m:t>n</m:t>
+              </m:r>
+            </m:oMath>
+            <w:r>
+              <w:rPr>
+                <w:rFonts w:asciiTheme="minorEastAsia" w:hAnsiTheme="minorEastAsia"/>
+                <w:sz w:val="21"/>
+                <w:szCs w:val="21"/>
+              </w:rPr>
+              <w:t xml:space="preserve"> 次不可约多项式的运算    </w:t>
             </w:r>
             <w:r>
               <w:rPr>
@@ -702,7 +829,7 @@
       <w:pPr>
         <w:spacing w:after="200"/>
         <w:rPr>
-          <w:rFonts w:asciiTheme="minorEastAsia" w:hAnsiTheme="minorEastAsia"/>
+          <w:rFonts w:asciiTheme="minorEastAsia" w:hAnsiTheme="minorEastAsia" w:hint="eastAsia"/>
           <w:sz w:val="21"/>
           <w:szCs w:val="21"/>
         </w:rPr>
@@ -741,7 +868,7 @@
               <w:spacing w:after="200"/>
               <w:jc w:val="center"/>
               <w:rPr>
-                <w:rFonts w:asciiTheme="minorEastAsia" w:hAnsiTheme="minorEastAsia"/>
+                <w:rFonts w:asciiTheme="minorEastAsia" w:hAnsiTheme="minorEastAsia" w:hint="eastAsia"/>
                 <w:sz w:val="21"/>
                 <w:szCs w:val="21"/>
               </w:rPr>
@@ -812,7 +939,7 @@
         <w:pStyle w:val="2"/>
         <w:spacing w:after="200"/>
         <w:rPr>
-          <w:rFonts w:asciiTheme="minorEastAsia" w:hAnsiTheme="minorEastAsia"/>
+          <w:rFonts w:asciiTheme="minorEastAsia" w:hAnsiTheme="minorEastAsia" w:hint="eastAsia"/>
           <w:sz w:val="28"/>
           <w:szCs w:val="28"/>
         </w:rPr>
@@ -831,7 +958,7 @@
         <w:pStyle w:val="3"/>
         <w:spacing w:after="200"/>
         <w:rPr>
-          <w:rFonts w:asciiTheme="minorEastAsia" w:hAnsiTheme="minorEastAsia"/>
+          <w:rFonts w:asciiTheme="minorEastAsia" w:hAnsiTheme="minorEastAsia" w:hint="eastAsia"/>
           <w:sz w:val="24"/>
           <w:szCs w:val="24"/>
         </w:rPr>
@@ -849,7 +976,7 @@
       <w:pPr>
         <w:spacing w:after="120"/>
         <w:rPr>
-          <w:rFonts w:asciiTheme="minorEastAsia" w:hAnsiTheme="minorEastAsia"/>
+          <w:rFonts w:asciiTheme="minorEastAsia" w:hAnsiTheme="minorEastAsia" w:hint="eastAsia"/>
           <w:sz w:val="21"/>
           <w:szCs w:val="21"/>
         </w:rPr>
@@ -867,7 +994,7 @@
       <w:pPr>
         <w:spacing w:after="200"/>
         <w:rPr>
-          <w:rFonts w:asciiTheme="minorEastAsia" w:hAnsiTheme="minorEastAsia"/>
+          <w:rFonts w:asciiTheme="minorEastAsia" w:hAnsiTheme="minorEastAsia" w:hint="eastAsia"/>
           <w:sz w:val="21"/>
           <w:szCs w:val="21"/>
         </w:rPr>
@@ -886,7 +1013,7 @@
         <w:pStyle w:val="3"/>
         <w:spacing w:after="200"/>
         <w:rPr>
-          <w:rFonts w:asciiTheme="minorEastAsia" w:hAnsiTheme="minorEastAsia"/>
+          <w:rFonts w:asciiTheme="minorEastAsia" w:hAnsiTheme="minorEastAsia" w:hint="eastAsia"/>
           <w:sz w:val="24"/>
           <w:szCs w:val="24"/>
         </w:rPr>
@@ -1049,7 +1176,7 @@
           <w:p>
             <w:pPr>
               <w:rPr>
-                <w:rFonts w:asciiTheme="minorEastAsia" w:hAnsiTheme="minorEastAsia"/>
+                <w:rFonts w:asciiTheme="minorEastAsia" w:hAnsiTheme="minorEastAsia" w:hint="eastAsia"/>
                 <w:sz w:val="21"/>
                 <w:szCs w:val="21"/>
               </w:rPr>
@@ -1073,7 +1200,7 @@
           <w:p>
             <w:pPr>
               <w:rPr>
-                <w:rFonts w:asciiTheme="minorEastAsia" w:hAnsiTheme="minorEastAsia"/>
+                <w:rFonts w:asciiTheme="minorEastAsia" w:hAnsiTheme="minorEastAsia" w:hint="eastAsia"/>
                 <w:sz w:val="21"/>
                 <w:szCs w:val="21"/>
               </w:rPr>
@@ -1097,7 +1224,7 @@
           <w:p>
             <w:pPr>
               <w:rPr>
-                <w:rFonts w:asciiTheme="minorEastAsia" w:hAnsiTheme="minorEastAsia"/>
+                <w:rFonts w:asciiTheme="minorEastAsia" w:hAnsiTheme="minorEastAsia" w:hint="eastAsia"/>
                 <w:sz w:val="21"/>
                 <w:szCs w:val="21"/>
               </w:rPr>
@@ -1123,7 +1250,7 @@
           <w:p>
             <w:pPr>
               <w:rPr>
-                <w:rFonts w:asciiTheme="minorEastAsia" w:hAnsiTheme="minorEastAsia"/>
+                <w:rFonts w:asciiTheme="minorEastAsia" w:hAnsiTheme="minorEastAsia" w:hint="eastAsia"/>
                 <w:sz w:val="21"/>
                 <w:szCs w:val="21"/>
               </w:rPr>
@@ -1145,7 +1272,7 @@
           <w:p>
             <w:pPr>
               <w:rPr>
-                <w:rFonts w:asciiTheme="minorEastAsia" w:hAnsiTheme="minorEastAsia"/>
+                <w:rFonts w:asciiTheme="minorEastAsia" w:hAnsiTheme="minorEastAsia" w:hint="eastAsia"/>
                 <w:sz w:val="21"/>
                 <w:szCs w:val="21"/>
               </w:rPr>
@@ -1167,7 +1294,7 @@
           <w:p>
             <w:pPr>
               <w:rPr>
-                <w:rFonts w:asciiTheme="minorEastAsia" w:hAnsiTheme="minorEastAsia"/>
+                <w:rFonts w:asciiTheme="minorEastAsia" w:hAnsiTheme="minorEastAsia" w:hint="eastAsia"/>
                 <w:sz w:val="21"/>
                 <w:szCs w:val="21"/>
               </w:rPr>
@@ -1227,7 +1354,7 @@
           <w:p>
             <w:pPr>
               <w:rPr>
-                <w:rFonts w:asciiTheme="minorEastAsia" w:hAnsiTheme="minorEastAsia"/>
+                <w:rFonts w:asciiTheme="minorEastAsia" w:hAnsiTheme="minorEastAsia" w:hint="eastAsia"/>
                 <w:sz w:val="21"/>
                 <w:szCs w:val="21"/>
               </w:rPr>
@@ -1249,7 +1376,7 @@
           <w:p>
             <w:pPr>
               <w:rPr>
-                <w:rFonts w:asciiTheme="minorEastAsia" w:hAnsiTheme="minorEastAsia"/>
+                <w:rFonts w:asciiTheme="minorEastAsia" w:hAnsiTheme="minorEastAsia" w:hint="eastAsia"/>
                 <w:sz w:val="21"/>
                 <w:szCs w:val="21"/>
               </w:rPr>
@@ -1271,7 +1398,7 @@
           <w:p>
             <w:pPr>
               <w:rPr>
-                <w:rFonts w:asciiTheme="minorEastAsia" w:hAnsiTheme="minorEastAsia"/>
+                <w:rFonts w:asciiTheme="minorEastAsia" w:hAnsiTheme="minorEastAsia" w:hint="eastAsia"/>
                 <w:sz w:val="21"/>
                 <w:szCs w:val="21"/>
               </w:rPr>
@@ -1305,7 +1432,7 @@
           <w:p>
             <w:pPr>
               <w:rPr>
-                <w:rFonts w:asciiTheme="minorEastAsia" w:hAnsiTheme="minorEastAsia"/>
+                <w:rFonts w:asciiTheme="minorEastAsia" w:hAnsiTheme="minorEastAsia" w:hint="eastAsia"/>
                 <w:sz w:val="21"/>
                 <w:szCs w:val="21"/>
               </w:rPr>
@@ -1327,7 +1454,7 @@
           <w:p>
             <w:pPr>
               <w:rPr>
-                <w:rFonts w:asciiTheme="minorEastAsia" w:hAnsiTheme="minorEastAsia"/>
+                <w:rFonts w:asciiTheme="minorEastAsia" w:hAnsiTheme="minorEastAsia" w:hint="eastAsia"/>
                 <w:sz w:val="21"/>
                 <w:szCs w:val="21"/>
               </w:rPr>
@@ -1349,7 +1476,7 @@
           <w:p>
             <w:pPr>
               <w:rPr>
-                <w:rFonts w:asciiTheme="minorEastAsia" w:hAnsiTheme="minorEastAsia"/>
+                <w:rFonts w:asciiTheme="minorEastAsia" w:hAnsiTheme="minorEastAsia" w:hint="eastAsia"/>
                 <w:sz w:val="21"/>
                 <w:szCs w:val="21"/>
               </w:rPr>
@@ -1409,7 +1536,7 @@
           <w:p>
             <w:pPr>
               <w:rPr>
-                <w:rFonts w:asciiTheme="minorEastAsia" w:hAnsiTheme="minorEastAsia"/>
+                <w:rFonts w:asciiTheme="minorEastAsia" w:hAnsiTheme="minorEastAsia" w:hint="eastAsia"/>
                 <w:sz w:val="21"/>
                 <w:szCs w:val="21"/>
               </w:rPr>
@@ -1431,7 +1558,7 @@
           <w:p>
             <w:pPr>
               <w:rPr>
-                <w:rFonts w:asciiTheme="minorEastAsia" w:hAnsiTheme="minorEastAsia"/>
+                <w:rFonts w:asciiTheme="minorEastAsia" w:hAnsiTheme="minorEastAsia" w:hint="eastAsia"/>
                 <w:sz w:val="21"/>
                 <w:szCs w:val="21"/>
               </w:rPr>
@@ -1453,7 +1580,7 @@
           <w:p>
             <w:pPr>
               <w:rPr>
-                <w:rFonts w:asciiTheme="minorEastAsia" w:hAnsiTheme="minorEastAsia"/>
+                <w:rFonts w:asciiTheme="minorEastAsia" w:hAnsiTheme="minorEastAsia" w:hint="eastAsia"/>
                 <w:sz w:val="21"/>
                 <w:szCs w:val="21"/>
               </w:rPr>
@@ -1716,7 +1843,7 @@
       <w:pPr>
         <w:spacing w:after="120"/>
         <w:rPr>
-          <w:rFonts w:asciiTheme="minorEastAsia" w:hAnsiTheme="minorEastAsia"/>
+          <w:rFonts w:asciiTheme="minorEastAsia" w:hAnsiTheme="minorEastAsia" w:hint="eastAsia"/>
           <w:sz w:val="21"/>
           <w:szCs w:val="21"/>
         </w:rPr>
@@ -1736,7 +1863,7 @@
       <w:pPr>
         <w:spacing w:after="120"/>
         <w:rPr>
-          <w:rFonts w:asciiTheme="minorEastAsia" w:hAnsiTheme="minorEastAsia"/>
+          <w:rFonts w:asciiTheme="minorEastAsia" w:hAnsiTheme="minorEastAsia" w:hint="eastAsia"/>
           <w:sz w:val="21"/>
           <w:szCs w:val="21"/>
         </w:rPr>
@@ -1928,15 +2055,7 @@
           <w:sz w:val="21"/>
           <w:szCs w:val="21"/>
         </w:rPr>
-        <w:t xml:space="preserve"> </w:t>
-      </w:r>
-      <w:r>
-        <w:rPr>
-          <w:rFonts w:asciiTheme="minorEastAsia" w:hAnsiTheme="minorEastAsia"/>
-          <w:sz w:val="21"/>
-          <w:szCs w:val="21"/>
-        </w:rPr>
-        <w:t>的所有置换组成的集合。置换的合成仍是置换，合成满足结合律；恒等映射是单位元；每个置换都有逆置换。因此</w:t>
+        <w:t xml:space="preserve"> 的所有置换组成的集合。置换的合成仍是置换，合成满足结合律；恒等映射是单位元；每个置换都有逆置换。因此</w:t>
       </w:r>
       <w:r>
         <w:rPr>
@@ -1992,7 +2111,7 @@
       <w:pPr>
         <w:spacing w:after="200"/>
         <w:rPr>
-          <w:rFonts w:asciiTheme="minorEastAsia" w:hAnsiTheme="minorEastAsia"/>
+          <w:rFonts w:asciiTheme="minorEastAsia" w:hAnsiTheme="minorEastAsia" w:hint="eastAsia"/>
           <w:sz w:val="21"/>
           <w:szCs w:val="21"/>
         </w:rPr>
@@ -2010,7 +2129,7 @@
       <w:pPr>
         <w:spacing w:after="120"/>
         <w:rPr>
-          <w:rFonts w:asciiTheme="minorEastAsia" w:hAnsiTheme="minorEastAsia"/>
+          <w:rFonts w:asciiTheme="minorEastAsia" w:hAnsiTheme="minorEastAsia" w:hint="eastAsia"/>
           <w:sz w:val="21"/>
           <w:szCs w:val="21"/>
         </w:rPr>
@@ -2064,7 +2183,7 @@
       <w:pPr>
         <w:spacing w:after="200"/>
         <w:rPr>
-          <w:rFonts w:asciiTheme="minorEastAsia" w:hAnsiTheme="minorEastAsia"/>
+          <w:rFonts w:asciiTheme="minorEastAsia" w:hAnsiTheme="minorEastAsia" w:hint="eastAsia"/>
           <w:sz w:val="21"/>
           <w:szCs w:val="21"/>
         </w:rPr>
@@ -2083,7 +2202,7 @@
         <w:pStyle w:val="4"/>
         <w:spacing w:after="200"/>
         <w:rPr>
-          <w:rFonts w:asciiTheme="minorEastAsia" w:hAnsiTheme="minorEastAsia"/>
+          <w:rFonts w:asciiTheme="minorEastAsia" w:hAnsiTheme="minorEastAsia" w:hint="eastAsia"/>
           <w:sz w:val="22"/>
           <w:szCs w:val="22"/>
         </w:rPr>
@@ -2130,7 +2249,7 @@
         <w:spacing w:before="240" w:after="160"/>
         <w:jc w:val="center"/>
         <w:rPr>
-          <w:rFonts w:asciiTheme="minorEastAsia" w:hAnsiTheme="minorEastAsia"/>
+          <w:rFonts w:asciiTheme="minorEastAsia" w:hAnsiTheme="minorEastAsia" w:hint="eastAsia"/>
           <w:sz w:val="21"/>
           <w:szCs w:val="21"/>
         </w:rPr>
@@ -2152,7 +2271,7 @@
       <w:pPr>
         <w:spacing w:after="200"/>
         <w:rPr>
-          <w:rFonts w:asciiTheme="minorEastAsia" w:hAnsiTheme="minorEastAsia"/>
+          <w:rFonts w:asciiTheme="minorEastAsia" w:hAnsiTheme="minorEastAsia" w:hint="eastAsia"/>
           <w:sz w:val="21"/>
           <w:szCs w:val="21"/>
         </w:rPr>
@@ -2170,7 +2289,7 @@
       <w:pPr>
         <w:spacing w:after="120"/>
         <w:rPr>
-          <w:rFonts w:asciiTheme="minorEastAsia" w:hAnsiTheme="minorEastAsia"/>
+          <w:rFonts w:asciiTheme="minorEastAsia" w:hAnsiTheme="minorEastAsia" w:hint="eastAsia"/>
           <w:sz w:val="21"/>
           <w:szCs w:val="21"/>
         </w:rPr>
@@ -2265,7 +2384,7 @@
       <w:pPr>
         <w:spacing w:after="200"/>
         <w:rPr>
-          <w:rFonts w:asciiTheme="minorEastAsia" w:hAnsiTheme="minorEastAsia"/>
+          <w:rFonts w:asciiTheme="minorEastAsia" w:hAnsiTheme="minorEastAsia" w:hint="eastAsia"/>
           <w:sz w:val="21"/>
           <w:szCs w:val="21"/>
         </w:rPr>
@@ -2287,7 +2406,7 @@
         <w:spacing w:after="120"/>
         <w:ind w:left="300"/>
         <w:rPr>
-          <w:rFonts w:asciiTheme="minorEastAsia" w:hAnsiTheme="minorEastAsia"/>
+          <w:rFonts w:asciiTheme="minorEastAsia" w:hAnsiTheme="minorEastAsia" w:hint="eastAsia"/>
           <w:sz w:val="21"/>
           <w:szCs w:val="21"/>
         </w:rPr>
@@ -2405,15 +2524,7 @@
             <w:sz w:val="21"/>
             <w:szCs w:val="21"/>
           </w:rPr>
-          <m:t>σ⋅α</m:t>
-        </m:r>
-        <m:r>
-          <w:rPr>
-            <w:rFonts w:ascii="Cambria Math" w:hAnsi="Cambria Math"/>
-            <w:sz w:val="21"/>
-            <w:szCs w:val="21"/>
-          </w:rPr>
-          <m:t xml:space="preserve"> </m:t>
+          <m:t xml:space="preserve">σ⋅α </m:t>
         </m:r>
         <m:r>
           <m:rPr>
@@ -2482,7 +2593,7 @@
       <w:pPr>
         <w:spacing w:after="200"/>
         <w:rPr>
-          <w:rFonts w:asciiTheme="minorEastAsia" w:hAnsiTheme="minorEastAsia"/>
+          <w:rFonts w:asciiTheme="minorEastAsia" w:hAnsiTheme="minorEastAsia" w:hint="eastAsia"/>
           <w:sz w:val="21"/>
           <w:szCs w:val="21"/>
         </w:rPr>
@@ -2573,7 +2684,7 @@
         <w:spacing w:before="240" w:after="160"/>
         <w:jc w:val="center"/>
         <w:rPr>
-          <w:rFonts w:asciiTheme="minorEastAsia" w:hAnsiTheme="minorEastAsia"/>
+          <w:rFonts w:asciiTheme="minorEastAsia" w:hAnsiTheme="minorEastAsia" w:hint="eastAsia"/>
           <w:sz w:val="21"/>
           <w:szCs w:val="21"/>
         </w:rPr>
@@ -2595,7 +2706,7 @@
       <w:pPr>
         <w:spacing w:after="200"/>
         <w:rPr>
-          <w:rFonts w:asciiTheme="minorEastAsia" w:hAnsiTheme="minorEastAsia"/>
+          <w:rFonts w:asciiTheme="minorEastAsia" w:hAnsiTheme="minorEastAsia" w:hint="eastAsia"/>
           <w:sz w:val="21"/>
           <w:szCs w:val="21"/>
         </w:rPr>
@@ -2614,7 +2725,7 @@
         <w:pStyle w:val="4"/>
         <w:spacing w:after="200"/>
         <w:rPr>
-          <w:rFonts w:asciiTheme="minorEastAsia" w:hAnsiTheme="minorEastAsia"/>
+          <w:rFonts w:asciiTheme="minorEastAsia" w:hAnsiTheme="minorEastAsia" w:hint="eastAsia"/>
           <w:sz w:val="22"/>
           <w:szCs w:val="22"/>
         </w:rPr>
@@ -2632,7 +2743,7 @@
       <w:pPr>
         <w:spacing w:after="120"/>
         <w:rPr>
-          <w:rFonts w:asciiTheme="minorEastAsia" w:hAnsiTheme="minorEastAsia"/>
+          <w:rFonts w:asciiTheme="minorEastAsia" w:hAnsiTheme="minorEastAsia" w:hint="eastAsia"/>
           <w:sz w:val="21"/>
           <w:szCs w:val="21"/>
         </w:rPr>
@@ -3011,7 +3122,7 @@
       <w:pPr>
         <w:spacing w:after="200"/>
         <w:rPr>
-          <w:rFonts w:asciiTheme="minorEastAsia" w:hAnsiTheme="minorEastAsia"/>
+          <w:rFonts w:asciiTheme="minorEastAsia" w:hAnsiTheme="minorEastAsia" w:hint="eastAsia"/>
           <w:sz w:val="21"/>
           <w:szCs w:val="21"/>
         </w:rPr>
@@ -3029,7 +3140,7 @@
       <w:pPr>
         <w:spacing w:after="120"/>
         <w:rPr>
-          <w:rFonts w:asciiTheme="minorEastAsia" w:hAnsiTheme="minorEastAsia"/>
+          <w:rFonts w:asciiTheme="minorEastAsia" w:hAnsiTheme="minorEastAsia" w:hint="eastAsia"/>
           <w:sz w:val="21"/>
           <w:szCs w:val="21"/>
         </w:rPr>
@@ -3119,7 +3230,7 @@
       <w:pPr>
         <w:spacing w:after="200"/>
         <w:rPr>
-          <w:rFonts w:asciiTheme="minorEastAsia" w:hAnsiTheme="minorEastAsia"/>
+          <w:rFonts w:asciiTheme="minorEastAsia" w:hAnsiTheme="minorEastAsia" w:hint="eastAsia"/>
           <w:sz w:val="21"/>
           <w:szCs w:val="21"/>
         </w:rPr>
@@ -3138,7 +3249,7 @@
         <w:pStyle w:val="3"/>
         <w:spacing w:after="200"/>
         <w:rPr>
-          <w:rFonts w:asciiTheme="minorEastAsia" w:hAnsiTheme="minorEastAsia"/>
+          <w:rFonts w:asciiTheme="minorEastAsia" w:hAnsiTheme="minorEastAsia" w:hint="eastAsia"/>
           <w:sz w:val="24"/>
           <w:szCs w:val="24"/>
         </w:rPr>
@@ -3157,7 +3268,7 @@
       <w:pPr>
         <w:spacing w:after="120"/>
         <w:rPr>
-          <w:rFonts w:asciiTheme="minorEastAsia" w:hAnsiTheme="minorEastAsia"/>
+          <w:rFonts w:asciiTheme="minorEastAsia" w:hAnsiTheme="minorEastAsia" w:hint="eastAsia"/>
           <w:sz w:val="21"/>
           <w:szCs w:val="21"/>
         </w:rPr>
@@ -3302,7 +3413,7 @@
           <w:p>
             <w:pPr>
               <w:rPr>
-                <w:rFonts w:asciiTheme="minorEastAsia" w:hAnsiTheme="minorEastAsia"/>
+                <w:rFonts w:asciiTheme="minorEastAsia" w:hAnsiTheme="minorEastAsia" w:hint="eastAsia"/>
                 <w:sz w:val="21"/>
                 <w:szCs w:val="21"/>
               </w:rPr>
@@ -3326,7 +3437,7 @@
           <w:p>
             <w:pPr>
               <w:rPr>
-                <w:rFonts w:asciiTheme="minorEastAsia" w:hAnsiTheme="minorEastAsia"/>
+                <w:rFonts w:asciiTheme="minorEastAsia" w:hAnsiTheme="minorEastAsia" w:hint="eastAsia"/>
                 <w:sz w:val="21"/>
                 <w:szCs w:val="21"/>
               </w:rPr>
@@ -3350,7 +3461,7 @@
           <w:p>
             <w:pPr>
               <w:rPr>
-                <w:rFonts w:asciiTheme="minorEastAsia" w:hAnsiTheme="minorEastAsia"/>
+                <w:rFonts w:asciiTheme="minorEastAsia" w:hAnsiTheme="minorEastAsia" w:hint="eastAsia"/>
                 <w:sz w:val="21"/>
                 <w:szCs w:val="21"/>
               </w:rPr>
@@ -3376,7 +3487,7 @@
           <w:p>
             <w:pPr>
               <w:rPr>
-                <w:rFonts w:asciiTheme="minorEastAsia" w:hAnsiTheme="minorEastAsia"/>
+                <w:rFonts w:asciiTheme="minorEastAsia" w:hAnsiTheme="minorEastAsia" w:hint="eastAsia"/>
                 <w:sz w:val="21"/>
                 <w:szCs w:val="21"/>
               </w:rPr>
@@ -3398,7 +3509,7 @@
           <w:p>
             <w:pPr>
               <w:rPr>
-                <w:rFonts w:asciiTheme="minorEastAsia" w:hAnsiTheme="minorEastAsia"/>
+                <w:rFonts w:asciiTheme="minorEastAsia" w:hAnsiTheme="minorEastAsia" w:hint="eastAsia"/>
                 <w:sz w:val="21"/>
                 <w:szCs w:val="21"/>
               </w:rPr>
@@ -3420,7 +3531,7 @@
           <w:p>
             <w:pPr>
               <w:rPr>
-                <w:rFonts w:asciiTheme="minorEastAsia" w:hAnsiTheme="minorEastAsia"/>
+                <w:rFonts w:asciiTheme="minorEastAsia" w:hAnsiTheme="minorEastAsia" w:hint="eastAsia"/>
                 <w:sz w:val="21"/>
                 <w:szCs w:val="21"/>
               </w:rPr>
@@ -3480,7 +3591,7 @@
           <w:p>
             <w:pPr>
               <w:rPr>
-                <w:rFonts w:asciiTheme="minorEastAsia" w:hAnsiTheme="minorEastAsia"/>
+                <w:rFonts w:asciiTheme="minorEastAsia" w:hAnsiTheme="minorEastAsia" w:hint="eastAsia"/>
                 <w:sz w:val="21"/>
                 <w:szCs w:val="21"/>
               </w:rPr>
@@ -3502,7 +3613,7 @@
           <w:p>
             <w:pPr>
               <w:rPr>
-                <w:rFonts w:asciiTheme="minorEastAsia" w:hAnsiTheme="minorEastAsia"/>
+                <w:rFonts w:asciiTheme="minorEastAsia" w:hAnsiTheme="minorEastAsia" w:hint="eastAsia"/>
                 <w:sz w:val="21"/>
                 <w:szCs w:val="21"/>
               </w:rPr>
@@ -3524,7 +3635,7 @@
           <w:p>
             <w:pPr>
               <w:rPr>
-                <w:rFonts w:asciiTheme="minorEastAsia" w:hAnsiTheme="minorEastAsia"/>
+                <w:rFonts w:asciiTheme="minorEastAsia" w:hAnsiTheme="minorEastAsia" w:hint="eastAsia"/>
                 <w:sz w:val="21"/>
                 <w:szCs w:val="21"/>
               </w:rPr>
@@ -3558,7 +3669,7 @@
           <w:p>
             <w:pPr>
               <w:rPr>
-                <w:rFonts w:asciiTheme="minorEastAsia" w:hAnsiTheme="minorEastAsia"/>
+                <w:rFonts w:asciiTheme="minorEastAsia" w:hAnsiTheme="minorEastAsia" w:hint="eastAsia"/>
                 <w:sz w:val="21"/>
                 <w:szCs w:val="21"/>
               </w:rPr>
@@ -3580,7 +3691,7 @@
           <w:p>
             <w:pPr>
               <w:rPr>
-                <w:rFonts w:asciiTheme="minorEastAsia" w:hAnsiTheme="minorEastAsia"/>
+                <w:rFonts w:asciiTheme="minorEastAsia" w:hAnsiTheme="minorEastAsia" w:hint="eastAsia"/>
                 <w:sz w:val="21"/>
                 <w:szCs w:val="21"/>
               </w:rPr>
@@ -3602,7 +3713,7 @@
           <w:p>
             <w:pPr>
               <w:rPr>
-                <w:rFonts w:asciiTheme="minorEastAsia" w:hAnsiTheme="minorEastAsia"/>
+                <w:rFonts w:asciiTheme="minorEastAsia" w:hAnsiTheme="minorEastAsia" w:hint="eastAsia"/>
                 <w:sz w:val="21"/>
                 <w:szCs w:val="21"/>
               </w:rPr>
@@ -3667,7 +3778,7 @@
       <w:pPr>
         <w:spacing w:before="240"/>
         <w:rPr>
-          <w:rFonts w:asciiTheme="minorEastAsia" w:hAnsiTheme="minorEastAsia"/>
+          <w:rFonts w:asciiTheme="minorEastAsia" w:hAnsiTheme="minorEastAsia" w:hint="eastAsia"/>
           <w:sz w:val="21"/>
           <w:szCs w:val="21"/>
         </w:rPr>
@@ -3685,7 +3796,7 @@
       <w:pPr>
         <w:spacing w:after="120"/>
         <w:rPr>
-          <w:rFonts w:asciiTheme="minorEastAsia" w:hAnsiTheme="minorEastAsia"/>
+          <w:rFonts w:asciiTheme="minorEastAsia" w:hAnsiTheme="minorEastAsia" w:hint="eastAsia"/>
           <w:sz w:val="21"/>
           <w:szCs w:val="21"/>
         </w:rPr>
@@ -3739,7 +3850,7 @@
       <w:pPr>
         <w:spacing w:after="200"/>
         <w:rPr>
-          <w:rFonts w:asciiTheme="minorEastAsia" w:hAnsiTheme="minorEastAsia"/>
+          <w:rFonts w:asciiTheme="minorEastAsia" w:hAnsiTheme="minorEastAsia" w:hint="eastAsia"/>
           <w:sz w:val="21"/>
           <w:szCs w:val="21"/>
         </w:rPr>
@@ -3757,7 +3868,7 @@
       <w:pPr>
         <w:spacing w:after="120"/>
         <w:rPr>
-          <w:rFonts w:asciiTheme="minorEastAsia" w:hAnsiTheme="minorEastAsia"/>
+          <w:rFonts w:asciiTheme="minorEastAsia" w:hAnsiTheme="minorEastAsia" w:hint="eastAsia"/>
           <w:sz w:val="21"/>
           <w:szCs w:val="21"/>
         </w:rPr>
@@ -3935,7 +4046,7 @@
       <w:pPr>
         <w:spacing w:after="200"/>
         <w:rPr>
-          <w:rFonts w:asciiTheme="minorEastAsia" w:hAnsiTheme="minorEastAsia"/>
+          <w:rFonts w:asciiTheme="minorEastAsia" w:hAnsiTheme="minorEastAsia" w:hint="eastAsia"/>
           <w:sz w:val="21"/>
           <w:szCs w:val="21"/>
         </w:rPr>
@@ -4021,7 +4132,7 @@
           <w:p>
             <w:pPr>
               <w:rPr>
-                <w:rFonts w:asciiTheme="minorEastAsia" w:hAnsiTheme="minorEastAsia"/>
+                <w:rFonts w:asciiTheme="minorEastAsia" w:hAnsiTheme="minorEastAsia" w:hint="eastAsia"/>
                 <w:sz w:val="21"/>
                 <w:szCs w:val="21"/>
               </w:rPr>
@@ -4045,7 +4156,7 @@
           <w:p>
             <w:pPr>
               <w:rPr>
-                <w:rFonts w:asciiTheme="minorEastAsia" w:hAnsiTheme="minorEastAsia"/>
+                <w:rFonts w:asciiTheme="minorEastAsia" w:hAnsiTheme="minorEastAsia" w:hint="eastAsia"/>
                 <w:sz w:val="21"/>
                 <w:szCs w:val="21"/>
               </w:rPr>
@@ -4069,7 +4180,7 @@
           <w:p>
             <w:pPr>
               <w:rPr>
-                <w:rFonts w:asciiTheme="minorEastAsia" w:hAnsiTheme="minorEastAsia"/>
+                <w:rFonts w:asciiTheme="minorEastAsia" w:hAnsiTheme="minorEastAsia" w:hint="eastAsia"/>
                 <w:sz w:val="21"/>
                 <w:szCs w:val="21"/>
               </w:rPr>
@@ -4095,7 +4206,7 @@
           <w:p>
             <w:pPr>
               <w:rPr>
-                <w:rFonts w:asciiTheme="minorEastAsia" w:hAnsiTheme="minorEastAsia"/>
+                <w:rFonts w:asciiTheme="minorEastAsia" w:hAnsiTheme="minorEastAsia" w:hint="eastAsia"/>
                 <w:sz w:val="21"/>
                 <w:szCs w:val="21"/>
               </w:rPr>
@@ -4117,7 +4228,7 @@
           <w:p>
             <w:pPr>
               <w:rPr>
-                <w:rFonts w:asciiTheme="minorEastAsia" w:hAnsiTheme="minorEastAsia"/>
+                <w:rFonts w:asciiTheme="minorEastAsia" w:hAnsiTheme="minorEastAsia" w:hint="eastAsia"/>
                 <w:sz w:val="21"/>
                 <w:szCs w:val="21"/>
               </w:rPr>
@@ -4139,7 +4250,7 @@
           <w:p>
             <w:pPr>
               <w:rPr>
-                <w:rFonts w:asciiTheme="minorEastAsia" w:hAnsiTheme="minorEastAsia"/>
+                <w:rFonts w:asciiTheme="minorEastAsia" w:hAnsiTheme="minorEastAsia" w:hint="eastAsia"/>
                 <w:sz w:val="21"/>
                 <w:szCs w:val="21"/>
               </w:rPr>
@@ -4217,7 +4328,7 @@
           <w:p>
             <w:pPr>
               <w:rPr>
-                <w:rFonts w:asciiTheme="minorEastAsia" w:hAnsiTheme="minorEastAsia"/>
+                <w:rFonts w:asciiTheme="minorEastAsia" w:hAnsiTheme="minorEastAsia" w:hint="eastAsia"/>
                 <w:sz w:val="21"/>
                 <w:szCs w:val="21"/>
               </w:rPr>
@@ -4239,7 +4350,7 @@
           <w:p>
             <w:pPr>
               <w:rPr>
-                <w:rFonts w:asciiTheme="minorEastAsia" w:hAnsiTheme="minorEastAsia"/>
+                <w:rFonts w:asciiTheme="minorEastAsia" w:hAnsiTheme="minorEastAsia" w:hint="eastAsia"/>
                 <w:sz w:val="21"/>
                 <w:szCs w:val="21"/>
               </w:rPr>
@@ -4261,7 +4372,7 @@
           <w:p>
             <w:pPr>
               <w:rPr>
-                <w:rFonts w:asciiTheme="minorEastAsia" w:hAnsiTheme="minorEastAsia"/>
+                <w:rFonts w:asciiTheme="minorEastAsia" w:hAnsiTheme="minorEastAsia" w:hint="eastAsia"/>
                 <w:sz w:val="21"/>
                 <w:szCs w:val="21"/>
               </w:rPr>
@@ -4336,7 +4447,7 @@
       <w:pPr>
         <w:spacing w:before="240"/>
         <w:rPr>
-          <w:rFonts w:asciiTheme="minorEastAsia" w:hAnsiTheme="minorEastAsia"/>
+          <w:rFonts w:asciiTheme="minorEastAsia" w:hAnsiTheme="minorEastAsia" w:hint="eastAsia"/>
           <w:sz w:val="21"/>
           <w:szCs w:val="21"/>
         </w:rPr>
@@ -4354,7 +4465,7 @@
       <w:pPr>
         <w:spacing w:after="120"/>
         <w:rPr>
-          <w:rFonts w:asciiTheme="minorEastAsia" w:hAnsiTheme="minorEastAsia"/>
+          <w:rFonts w:asciiTheme="minorEastAsia" w:hAnsiTheme="minorEastAsia" w:hint="eastAsia"/>
           <w:sz w:val="21"/>
           <w:szCs w:val="21"/>
         </w:rPr>
@@ -4383,7 +4494,7 @@
         <w:pStyle w:val="3"/>
         <w:spacing w:after="200"/>
         <w:rPr>
-          <w:rFonts w:asciiTheme="minorEastAsia" w:hAnsiTheme="minorEastAsia"/>
+          <w:rFonts w:asciiTheme="minorEastAsia" w:hAnsiTheme="minorEastAsia" w:hint="eastAsia"/>
           <w:sz w:val="24"/>
           <w:szCs w:val="24"/>
         </w:rPr>
@@ -4502,7 +4613,7 @@
           <w:p>
             <w:pPr>
               <w:rPr>
-                <w:rFonts w:asciiTheme="minorEastAsia" w:hAnsiTheme="minorEastAsia"/>
+                <w:rFonts w:asciiTheme="minorEastAsia" w:hAnsiTheme="minorEastAsia" w:hint="eastAsia"/>
                 <w:sz w:val="21"/>
                 <w:szCs w:val="21"/>
               </w:rPr>
@@ -4527,7 +4638,7 @@
           <w:p>
             <w:pPr>
               <w:rPr>
-                <w:rFonts w:asciiTheme="minorEastAsia" w:hAnsiTheme="minorEastAsia"/>
+                <w:rFonts w:asciiTheme="minorEastAsia" w:hAnsiTheme="minorEastAsia" w:hint="eastAsia"/>
                 <w:sz w:val="21"/>
                 <w:szCs w:val="21"/>
               </w:rPr>
@@ -4551,7 +4662,7 @@
           <w:p>
             <w:pPr>
               <w:rPr>
-                <w:rFonts w:asciiTheme="minorEastAsia" w:hAnsiTheme="minorEastAsia"/>
+                <w:rFonts w:asciiTheme="minorEastAsia" w:hAnsiTheme="minorEastAsia" w:hint="eastAsia"/>
                 <w:sz w:val="21"/>
                 <w:szCs w:val="21"/>
               </w:rPr>
@@ -4577,7 +4688,7 @@
           <w:p>
             <w:pPr>
               <w:rPr>
-                <w:rFonts w:asciiTheme="minorEastAsia" w:hAnsiTheme="minorEastAsia"/>
+                <w:rFonts w:asciiTheme="minorEastAsia" w:hAnsiTheme="minorEastAsia" w:hint="eastAsia"/>
                 <w:sz w:val="21"/>
                 <w:szCs w:val="21"/>
               </w:rPr>
@@ -4599,7 +4710,7 @@
           <w:p>
             <w:pPr>
               <w:rPr>
-                <w:rFonts w:asciiTheme="minorEastAsia" w:hAnsiTheme="minorEastAsia"/>
+                <w:rFonts w:asciiTheme="minorEastAsia" w:hAnsiTheme="minorEastAsia" w:hint="eastAsia"/>
                 <w:sz w:val="21"/>
                 <w:szCs w:val="21"/>
               </w:rPr>
@@ -4621,7 +4732,7 @@
           <w:p>
             <w:pPr>
               <w:rPr>
-                <w:rFonts w:asciiTheme="minorEastAsia" w:hAnsiTheme="minorEastAsia"/>
+                <w:rFonts w:asciiTheme="minorEastAsia" w:hAnsiTheme="minorEastAsia" w:hint="eastAsia"/>
                 <w:sz w:val="21"/>
                 <w:szCs w:val="21"/>
               </w:rPr>
@@ -4842,7 +4953,7 @@
       <w:pPr>
         <w:spacing w:before="240"/>
         <w:rPr>
-          <w:rFonts w:asciiTheme="minorEastAsia" w:hAnsiTheme="minorEastAsia"/>
+          <w:rFonts w:asciiTheme="minorEastAsia" w:hAnsiTheme="minorEastAsia" w:hint="eastAsia"/>
           <w:sz w:val="21"/>
           <w:szCs w:val="21"/>
         </w:rPr>
@@ -4879,7 +4990,7 @@
         <w:spacing w:before="240" w:after="160"/>
         <w:jc w:val="center"/>
         <w:rPr>
-          <w:rFonts w:asciiTheme="minorEastAsia" w:hAnsiTheme="minorEastAsia"/>
+          <w:rFonts w:asciiTheme="minorEastAsia" w:hAnsiTheme="minorEastAsia" w:hint="eastAsia"/>
           <w:sz w:val="21"/>
           <w:szCs w:val="21"/>
         </w:rPr>
@@ -4959,7 +5070,7 @@
       <w:pPr>
         <w:spacing w:after="200"/>
         <w:rPr>
-          <w:rFonts w:asciiTheme="minorEastAsia" w:hAnsiTheme="minorEastAsia"/>
+          <w:rFonts w:asciiTheme="minorEastAsia" w:hAnsiTheme="minorEastAsia" w:hint="eastAsia"/>
           <w:sz w:val="21"/>
           <w:szCs w:val="21"/>
         </w:rPr>
@@ -5050,7 +5161,7 @@
         <w:spacing w:after="100"/>
         <w:ind w:leftChars="108" w:left="259"/>
         <w:rPr>
-          <w:rFonts w:asciiTheme="minorEastAsia" w:hAnsiTheme="minorEastAsia"/>
+          <w:rFonts w:asciiTheme="minorEastAsia" w:hAnsiTheme="minorEastAsia" w:hint="eastAsia"/>
           <w:sz w:val="21"/>
           <w:szCs w:val="21"/>
         </w:rPr>
@@ -5087,7 +5198,7 @@
         <w:spacing w:after="100"/>
         <w:ind w:leftChars="108" w:left="259"/>
         <w:rPr>
-          <w:rFonts w:asciiTheme="minorEastAsia" w:hAnsiTheme="minorEastAsia"/>
+          <w:rFonts w:asciiTheme="minorEastAsia" w:hAnsiTheme="minorEastAsia" w:hint="eastAsia"/>
           <w:sz w:val="21"/>
           <w:szCs w:val="21"/>
         </w:rPr>
@@ -5161,7 +5272,7 @@
         <w:spacing w:before="240" w:after="160"/>
         <w:jc w:val="center"/>
         <w:rPr>
-          <w:rFonts w:asciiTheme="minorEastAsia" w:hAnsiTheme="minorEastAsia"/>
+          <w:rFonts w:asciiTheme="minorEastAsia" w:hAnsiTheme="minorEastAsia" w:hint="eastAsia"/>
           <w:sz w:val="21"/>
           <w:szCs w:val="21"/>
         </w:rPr>
@@ -5174,23 +5285,7 @@
               <w:sz w:val="21"/>
               <w:szCs w:val="21"/>
             </w:rPr>
-            <m:t>a(b+c)=ab+ac,</m:t>
-          </m:r>
-          <m:r>
-            <w:rPr>
-              <w:rFonts w:ascii="Cambria Math" w:hAnsi="Cambria Math"/>
-              <w:sz w:val="21"/>
-              <w:szCs w:val="21"/>
-            </w:rPr>
-            <m:t xml:space="preserve"> </m:t>
-          </m:r>
-          <m:r>
-            <w:rPr>
-              <w:rFonts w:ascii="Cambria Math" w:hAnsi="Cambria Math"/>
-              <w:sz w:val="21"/>
-              <w:szCs w:val="21"/>
-            </w:rPr>
-            <m:t xml:space="preserve"> (a+b)c=ac+bc</m:t>
+            <m:t>a(b+c)=ab+ac,  (a+b)c=ac+bc</m:t>
           </m:r>
         </m:oMath>
       </m:oMathPara>
@@ -5199,7 +5294,7 @@
       <w:pPr>
         <w:spacing w:after="200"/>
         <w:rPr>
-          <w:rFonts w:asciiTheme="minorEastAsia" w:hAnsiTheme="minorEastAsia"/>
+          <w:rFonts w:asciiTheme="minorEastAsia" w:hAnsiTheme="minorEastAsia" w:hint="eastAsia"/>
           <w:sz w:val="21"/>
           <w:szCs w:val="21"/>
         </w:rPr>
@@ -5238,7 +5333,7 @@
               <w:spacing w:after="200"/>
               <w:jc w:val="center"/>
               <w:rPr>
-                <w:rFonts w:asciiTheme="minorEastAsia" w:hAnsiTheme="minorEastAsia"/>
+                <w:rFonts w:asciiTheme="minorEastAsia" w:hAnsiTheme="minorEastAsia" w:hint="eastAsia"/>
                 <w:sz w:val="21"/>
                 <w:szCs w:val="21"/>
               </w:rPr>
@@ -5306,7 +5401,7 @@
         <w:pStyle w:val="2"/>
         <w:spacing w:after="200"/>
         <w:rPr>
-          <w:rFonts w:asciiTheme="minorEastAsia" w:hAnsiTheme="minorEastAsia"/>
+          <w:rFonts w:asciiTheme="minorEastAsia" w:hAnsiTheme="minorEastAsia" w:hint="eastAsia"/>
           <w:sz w:val="28"/>
           <w:szCs w:val="28"/>
         </w:rPr>
@@ -5317,7 +5412,7 @@
         <w:pStyle w:val="2"/>
         <w:spacing w:after="200"/>
         <w:rPr>
-          <w:rFonts w:asciiTheme="minorEastAsia" w:hAnsiTheme="minorEastAsia"/>
+          <w:rFonts w:asciiTheme="minorEastAsia" w:hAnsiTheme="minorEastAsia" w:hint="eastAsia"/>
           <w:sz w:val="28"/>
           <w:szCs w:val="28"/>
         </w:rPr>
@@ -5358,7 +5453,7 @@
         <w:pStyle w:val="3"/>
         <w:spacing w:after="200"/>
         <w:rPr>
-          <w:rFonts w:asciiTheme="minorEastAsia" w:hAnsiTheme="minorEastAsia"/>
+          <w:rFonts w:asciiTheme="minorEastAsia" w:hAnsiTheme="minorEastAsia" w:hint="eastAsia"/>
           <w:sz w:val="24"/>
           <w:szCs w:val="24"/>
         </w:rPr>
@@ -5376,7 +5471,7 @@
       <w:pPr>
         <w:spacing w:after="120"/>
         <w:rPr>
-          <w:rFonts w:asciiTheme="minorEastAsia" w:hAnsiTheme="minorEastAsia"/>
+          <w:rFonts w:asciiTheme="minorEastAsia" w:hAnsiTheme="minorEastAsia" w:hint="eastAsia"/>
           <w:sz w:val="21"/>
           <w:szCs w:val="21"/>
         </w:rPr>
@@ -5551,7 +5646,7 @@
       <w:pPr>
         <w:spacing w:after="200"/>
         <w:rPr>
-          <w:rFonts w:asciiTheme="minorEastAsia" w:hAnsiTheme="minorEastAsia"/>
+          <w:rFonts w:asciiTheme="minorEastAsia" w:hAnsiTheme="minorEastAsia" w:hint="eastAsia"/>
           <w:sz w:val="21"/>
           <w:szCs w:val="21"/>
         </w:rPr>
@@ -5719,7 +5814,7 @@
               <w:spacing w:after="200"/>
               <w:jc w:val="center"/>
               <w:rPr>
-                <w:rFonts w:asciiTheme="minorEastAsia" w:hAnsiTheme="minorEastAsia"/>
+                <w:rFonts w:asciiTheme="minorEastAsia" w:hAnsiTheme="minorEastAsia" w:hint="eastAsia"/>
                 <w:sz w:val="21"/>
                 <w:szCs w:val="21"/>
               </w:rPr>
@@ -5800,11 +5895,12 @@
         <w:spacing w:after="120"/>
         <w:ind w:left="300"/>
         <w:rPr>
-          <w:rFonts w:asciiTheme="minorEastAsia" w:hAnsiTheme="minorEastAsia"/>
-          <w:sz w:val="21"/>
-          <w:szCs w:val="21"/>
-        </w:rPr>
-      </w:pPr>
+          <w:rFonts w:asciiTheme="minorEastAsia" w:hAnsiTheme="minorEastAsia" w:hint="eastAsia"/>
+          <w:sz w:val="21"/>
+          <w:szCs w:val="21"/>
+        </w:rPr>
+      </w:pPr>
+      <w:proofErr w:type="gramStart"/>
       <w:r>
         <w:rPr>
           <w:rFonts w:asciiTheme="minorEastAsia" w:hAnsiTheme="minorEastAsia"/>
@@ -5822,6 +5918,7 @@
         </w:rPr>
         <w:t>!NOTE</w:t>
       </w:r>
+      <w:proofErr w:type="gramEnd"/>
       <w:r>
         <w:rPr>
           <w:rFonts w:asciiTheme="minorEastAsia" w:hAnsiTheme="minorEastAsia"/>
@@ -5929,7 +6026,7 @@
         <w:spacing w:after="120"/>
         <w:ind w:left="300"/>
         <w:rPr>
-          <w:rFonts w:asciiTheme="minorEastAsia" w:hAnsiTheme="minorEastAsia"/>
+          <w:rFonts w:asciiTheme="minorEastAsia" w:hAnsiTheme="minorEastAsia" w:hint="eastAsia"/>
           <w:sz w:val="21"/>
           <w:szCs w:val="21"/>
         </w:rPr>
@@ -6294,7 +6391,7 @@
         <w:spacing w:after="120"/>
         <w:ind w:left="300"/>
         <w:rPr>
-          <w:rFonts w:asciiTheme="minorEastAsia" w:hAnsiTheme="minorEastAsia"/>
+          <w:rFonts w:asciiTheme="minorEastAsia" w:hAnsiTheme="minorEastAsia" w:hint="eastAsia"/>
           <w:sz w:val="21"/>
           <w:szCs w:val="21"/>
         </w:rPr>
@@ -6480,7 +6577,7 @@
       <w:pPr>
         <w:spacing w:after="200"/>
         <w:rPr>
-          <w:rFonts w:asciiTheme="minorEastAsia" w:hAnsiTheme="minorEastAsia"/>
+          <w:rFonts w:asciiTheme="minorEastAsia" w:hAnsiTheme="minorEastAsia" w:hint="eastAsia"/>
           <w:sz w:val="21"/>
           <w:szCs w:val="21"/>
         </w:rPr>
@@ -6499,7 +6596,7 @@
         <w:pStyle w:val="3"/>
         <w:spacing w:after="200"/>
         <w:rPr>
-          <w:rFonts w:asciiTheme="minorEastAsia" w:hAnsiTheme="minorEastAsia"/>
+          <w:rFonts w:asciiTheme="minorEastAsia" w:hAnsiTheme="minorEastAsia" w:hint="eastAsia"/>
           <w:sz w:val="24"/>
           <w:szCs w:val="24"/>
         </w:rPr>
@@ -7101,7 +7198,7 @@
         <w:spacing w:before="240" w:after="160"/>
         <w:jc w:val="center"/>
         <w:rPr>
-          <w:rFonts w:asciiTheme="minorEastAsia" w:hAnsiTheme="minorEastAsia"/>
+          <w:rFonts w:asciiTheme="minorEastAsia" w:hAnsiTheme="minorEastAsia" w:hint="eastAsia"/>
           <w:sz w:val="21"/>
           <w:szCs w:val="21"/>
         </w:rPr>
@@ -7142,7 +7239,7 @@
       <w:pPr>
         <w:spacing w:after="200"/>
         <w:rPr>
-          <w:rFonts w:asciiTheme="minorEastAsia" w:hAnsiTheme="minorEastAsia"/>
+          <w:rFonts w:asciiTheme="minorEastAsia" w:hAnsiTheme="minorEastAsia" w:hint="eastAsia"/>
           <w:sz w:val="21"/>
           <w:szCs w:val="21"/>
         </w:rPr>
@@ -7220,7 +7317,7 @@
         <w:spacing w:before="240" w:after="160"/>
         <w:jc w:val="center"/>
         <w:rPr>
-          <w:rFonts w:asciiTheme="minorEastAsia" w:hAnsiTheme="minorEastAsia"/>
+          <w:rFonts w:asciiTheme="minorEastAsia" w:hAnsiTheme="minorEastAsia" w:hint="eastAsia"/>
           <w:sz w:val="21"/>
           <w:szCs w:val="21"/>
         </w:rPr>
@@ -7285,23 +7382,7 @@
                     <w:sz w:val="21"/>
                     <w:szCs w:val="21"/>
                   </w:rPr>
-                  <m:t xml:space="preserve"> p),</m:t>
-                </m:r>
-                <m:r>
-                  <w:rPr>
-                    <w:rFonts w:ascii="Cambria Math" w:hAnsi="Cambria Math"/>
-                    <w:sz w:val="21"/>
-                    <w:szCs w:val="21"/>
-                  </w:rPr>
-                  <m:t xml:space="preserve"> </m:t>
-                </m:r>
-                <m:r>
-                  <w:rPr>
-                    <w:rFonts w:ascii="Cambria Math" w:hAnsi="Cambria Math"/>
-                    <w:sz w:val="21"/>
-                    <w:szCs w:val="21"/>
-                  </w:rPr>
-                  <m:t xml:space="preserve"> </m:t>
+                  <m:t xml:space="preserve"> p),  </m:t>
                 </m:r>
                 <m:r>
                   <m:rPr>
@@ -7376,7 +7457,7 @@
       <w:pPr>
         <w:spacing w:after="200"/>
         <w:rPr>
-          <w:rFonts w:asciiTheme="minorEastAsia" w:hAnsiTheme="minorEastAsia"/>
+          <w:rFonts w:asciiTheme="minorEastAsia" w:hAnsiTheme="minorEastAsia" w:hint="eastAsia"/>
           <w:sz w:val="21"/>
           <w:szCs w:val="21"/>
         </w:rPr>
@@ -7394,7 +7475,7 @@
       <w:pPr>
         <w:spacing w:after="120"/>
         <w:rPr>
-          <w:rFonts w:asciiTheme="minorEastAsia" w:hAnsiTheme="minorEastAsia"/>
+          <w:rFonts w:asciiTheme="minorEastAsia" w:hAnsiTheme="minorEastAsia" w:hint="eastAsia"/>
           <w:sz w:val="21"/>
           <w:szCs w:val="21"/>
         </w:rPr>
@@ -7507,7 +7588,7 @@
       <w:pPr>
         <w:spacing w:after="200"/>
         <w:rPr>
-          <w:rFonts w:asciiTheme="minorEastAsia" w:hAnsiTheme="minorEastAsia"/>
+          <w:rFonts w:asciiTheme="minorEastAsia" w:hAnsiTheme="minorEastAsia" w:hint="eastAsia"/>
           <w:sz w:val="21"/>
           <w:szCs w:val="21"/>
         </w:rPr>
@@ -7546,7 +7627,7 @@
               <w:spacing w:after="200"/>
               <w:jc w:val="center"/>
               <w:rPr>
-                <w:rFonts w:asciiTheme="minorEastAsia" w:hAnsiTheme="minorEastAsia"/>
+                <w:rFonts w:asciiTheme="minorEastAsia" w:hAnsiTheme="minorEastAsia" w:hint="eastAsia"/>
                 <w:sz w:val="21"/>
                 <w:szCs w:val="21"/>
               </w:rPr>
@@ -7613,7 +7694,7 @@
       <w:pPr>
         <w:spacing w:after="120"/>
         <w:rPr>
-          <w:rFonts w:asciiTheme="minorEastAsia" w:hAnsiTheme="minorEastAsia"/>
+          <w:rFonts w:asciiTheme="minorEastAsia" w:hAnsiTheme="minorEastAsia" w:hint="eastAsia"/>
           <w:i/>
           <w:iCs/>
           <w:sz w:val="21"/>
@@ -7648,7 +7729,7 @@
         <w:pStyle w:val="3"/>
         <w:spacing w:after="200"/>
         <w:rPr>
-          <w:rFonts w:asciiTheme="minorEastAsia" w:hAnsiTheme="minorEastAsia"/>
+          <w:rFonts w:asciiTheme="minorEastAsia" w:hAnsiTheme="minorEastAsia" w:hint="eastAsia"/>
           <w:sz w:val="24"/>
           <w:szCs w:val="24"/>
         </w:rPr>
@@ -7667,7 +7748,7 @@
       <w:pPr>
         <w:spacing w:after="120"/>
         <w:rPr>
-          <w:rFonts w:asciiTheme="minorEastAsia" w:hAnsiTheme="minorEastAsia"/>
+          <w:rFonts w:asciiTheme="minorEastAsia" w:hAnsiTheme="minorEastAsia" w:hint="eastAsia"/>
           <w:sz w:val="21"/>
           <w:szCs w:val="21"/>
         </w:rPr>
@@ -7721,7 +7802,7 @@
       <w:pPr>
         <w:spacing w:after="200"/>
         <w:rPr>
-          <w:rFonts w:asciiTheme="minorEastAsia" w:hAnsiTheme="minorEastAsia"/>
+          <w:rFonts w:asciiTheme="minorEastAsia" w:hAnsiTheme="minorEastAsia" w:hint="eastAsia"/>
           <w:sz w:val="21"/>
           <w:szCs w:val="21"/>
         </w:rPr>
@@ -7812,7 +7893,7 @@
         <w:spacing w:before="240" w:after="160"/>
         <w:jc w:val="center"/>
         <w:rPr>
-          <w:rFonts w:asciiTheme="minorEastAsia" w:hAnsiTheme="minorEastAsia"/>
+          <w:rFonts w:asciiTheme="minorEastAsia" w:hAnsiTheme="minorEastAsia" w:hint="eastAsia"/>
           <w:sz w:val="21"/>
           <w:szCs w:val="21"/>
         </w:rPr>
@@ -7834,7 +7915,7 @@
       <w:pPr>
         <w:spacing w:after="200"/>
         <w:rPr>
-          <w:rFonts w:asciiTheme="minorEastAsia" w:hAnsiTheme="minorEastAsia"/>
+          <w:rFonts w:asciiTheme="minorEastAsia" w:hAnsiTheme="minorEastAsia" w:hint="eastAsia"/>
           <w:sz w:val="21"/>
           <w:szCs w:val="21"/>
         </w:rPr>
@@ -8029,7 +8110,7 @@
         <w:spacing w:before="240" w:after="160"/>
         <w:jc w:val="center"/>
         <w:rPr>
-          <w:rFonts w:asciiTheme="minorEastAsia" w:hAnsiTheme="minorEastAsia"/>
+          <w:rFonts w:asciiTheme="minorEastAsia" w:hAnsiTheme="minorEastAsia" w:hint="eastAsia"/>
           <w:sz w:val="21"/>
           <w:szCs w:val="21"/>
         </w:rPr>
@@ -8042,15 +8123,7 @@
               <w:sz w:val="21"/>
               <w:szCs w:val="21"/>
             </w:rPr>
-            <m:t>550×355</m:t>
-          </m:r>
-          <m:r>
-            <w:rPr>
-              <w:rFonts w:ascii="Cambria Math" w:hAnsi="Cambria Math"/>
-              <w:sz w:val="21"/>
-              <w:szCs w:val="21"/>
-            </w:rPr>
-            <m:t xml:space="preserve"> </m:t>
+            <m:t xml:space="preserve">550×355 </m:t>
           </m:r>
           <m:r>
             <m:rPr>
@@ -8089,7 +8162,7 @@
       <w:pPr>
         <w:spacing w:after="200"/>
         <w:rPr>
-          <w:rFonts w:asciiTheme="minorEastAsia" w:hAnsiTheme="minorEastAsia"/>
+          <w:rFonts w:asciiTheme="minorEastAsia" w:hAnsiTheme="minorEastAsia" w:hint="eastAsia"/>
           <w:sz w:val="21"/>
           <w:szCs w:val="21"/>
         </w:rPr>
@@ -8107,7 +8180,7 @@
       <w:pPr>
         <w:spacing w:after="120"/>
         <w:rPr>
-          <w:rFonts w:asciiTheme="minorEastAsia" w:hAnsiTheme="minorEastAsia"/>
+          <w:rFonts w:asciiTheme="minorEastAsia" w:hAnsiTheme="minorEastAsia" w:hint="eastAsia"/>
           <w:sz w:val="21"/>
           <w:szCs w:val="21"/>
         </w:rPr>
@@ -8251,7 +8324,7 @@
       <w:pPr>
         <w:spacing w:after="200"/>
         <w:rPr>
-          <w:rFonts w:asciiTheme="minorEastAsia" w:hAnsiTheme="minorEastAsia"/>
+          <w:rFonts w:asciiTheme="minorEastAsia" w:hAnsiTheme="minorEastAsia" w:hint="eastAsia"/>
           <w:sz w:val="21"/>
           <w:szCs w:val="21"/>
         </w:rPr>
@@ -8273,7 +8346,7 @@
         <w:spacing w:after="120"/>
         <w:ind w:left="300"/>
         <w:rPr>
-          <w:rFonts w:asciiTheme="minorEastAsia" w:hAnsiTheme="minorEastAsia"/>
+          <w:rFonts w:asciiTheme="minorEastAsia" w:hAnsiTheme="minorEastAsia" w:hint="eastAsia"/>
           <w:sz w:val="21"/>
           <w:szCs w:val="21"/>
         </w:rPr>
@@ -8450,7 +8523,7 @@
       <w:pPr>
         <w:spacing w:after="200"/>
         <w:rPr>
-          <w:rFonts w:asciiTheme="minorEastAsia" w:hAnsiTheme="minorEastAsia"/>
+          <w:rFonts w:asciiTheme="minorEastAsia" w:hAnsiTheme="minorEastAsia" w:hint="eastAsia"/>
           <w:sz w:val="21"/>
           <w:szCs w:val="21"/>
         </w:rPr>
@@ -8469,7 +8542,7 @@
         <w:pStyle w:val="3"/>
         <w:spacing w:after="200"/>
         <w:rPr>
-          <w:rFonts w:asciiTheme="minorEastAsia" w:hAnsiTheme="minorEastAsia"/>
+          <w:rFonts w:asciiTheme="minorEastAsia" w:hAnsiTheme="minorEastAsia" w:hint="eastAsia"/>
           <w:sz w:val="24"/>
           <w:szCs w:val="24"/>
         </w:rPr>
@@ -8545,7 +8618,7 @@
         <w:spacing w:after="100"/>
         <w:ind w:leftChars="108" w:left="259"/>
         <w:rPr>
-          <w:rFonts w:asciiTheme="minorEastAsia" w:hAnsiTheme="minorEastAsia"/>
+          <w:rFonts w:asciiTheme="minorEastAsia" w:hAnsiTheme="minorEastAsia" w:hint="eastAsia"/>
           <w:sz w:val="21"/>
           <w:szCs w:val="21"/>
         </w:rPr>
@@ -8582,7 +8655,7 @@
         <w:spacing w:after="100"/>
         <w:ind w:leftChars="108" w:left="259"/>
         <w:rPr>
-          <w:rFonts w:asciiTheme="minorEastAsia" w:hAnsiTheme="minorEastAsia"/>
+          <w:rFonts w:asciiTheme="minorEastAsia" w:hAnsiTheme="minorEastAsia" w:hint="eastAsia"/>
           <w:sz w:val="21"/>
           <w:szCs w:val="21"/>
         </w:rPr>
@@ -8655,7 +8728,7 @@
         <w:spacing w:after="100"/>
         <w:ind w:leftChars="108" w:left="259"/>
         <w:rPr>
-          <w:rFonts w:asciiTheme="minorEastAsia" w:hAnsiTheme="minorEastAsia"/>
+          <w:rFonts w:asciiTheme="minorEastAsia" w:hAnsiTheme="minorEastAsia" w:hint="eastAsia"/>
           <w:sz w:val="21"/>
           <w:szCs w:val="21"/>
         </w:rPr>
@@ -8732,7 +8805,7 @@
       <w:pPr>
         <w:spacing w:after="200"/>
         <w:rPr>
-          <w:rFonts w:asciiTheme="minorEastAsia" w:hAnsiTheme="minorEastAsia"/>
+          <w:rFonts w:asciiTheme="minorEastAsia" w:hAnsiTheme="minorEastAsia" w:hint="eastAsia"/>
           <w:sz w:val="21"/>
           <w:szCs w:val="21"/>
         </w:rPr>
@@ -8751,7 +8824,7 @@
         <w:pStyle w:val="2"/>
         <w:spacing w:after="200"/>
         <w:rPr>
-          <w:rFonts w:asciiTheme="minorEastAsia" w:hAnsiTheme="minorEastAsia"/>
+          <w:rFonts w:asciiTheme="minorEastAsia" w:hAnsiTheme="minorEastAsia" w:hint="eastAsia"/>
           <w:sz w:val="28"/>
           <w:szCs w:val="28"/>
         </w:rPr>
@@ -8770,7 +8843,7 @@
         <w:pStyle w:val="3"/>
         <w:spacing w:after="200"/>
         <w:rPr>
-          <w:rFonts w:asciiTheme="minorEastAsia" w:hAnsiTheme="minorEastAsia"/>
+          <w:rFonts w:asciiTheme="minorEastAsia" w:hAnsiTheme="minorEastAsia" w:hint="eastAsia"/>
           <w:sz w:val="24"/>
           <w:szCs w:val="24"/>
         </w:rPr>
@@ -8838,7 +8911,7 @@
           <w:p>
             <w:pPr>
               <w:rPr>
-                <w:rFonts w:asciiTheme="minorEastAsia" w:hAnsiTheme="minorEastAsia"/>
+                <w:rFonts w:asciiTheme="minorEastAsia" w:hAnsiTheme="minorEastAsia" w:hint="eastAsia"/>
                 <w:sz w:val="20"/>
                 <w:szCs w:val="20"/>
               </w:rPr>
@@ -8863,7 +8936,7 @@
           <w:p>
             <w:pPr>
               <w:rPr>
-                <w:rFonts w:asciiTheme="minorEastAsia" w:hAnsiTheme="minorEastAsia"/>
+                <w:rFonts w:asciiTheme="minorEastAsia" w:hAnsiTheme="minorEastAsia" w:hint="eastAsia"/>
                 <w:sz w:val="20"/>
                 <w:szCs w:val="20"/>
               </w:rPr>
@@ -8887,7 +8960,7 @@
           <w:p>
             <w:pPr>
               <w:rPr>
-                <w:rFonts w:asciiTheme="minorEastAsia" w:hAnsiTheme="minorEastAsia"/>
+                <w:rFonts w:asciiTheme="minorEastAsia" w:hAnsiTheme="minorEastAsia" w:hint="eastAsia"/>
                 <w:sz w:val="20"/>
                 <w:szCs w:val="20"/>
               </w:rPr>
@@ -8913,7 +8986,7 @@
           <w:p>
             <w:pPr>
               <w:rPr>
-                <w:rFonts w:asciiTheme="minorEastAsia" w:hAnsiTheme="minorEastAsia"/>
+                <w:rFonts w:asciiTheme="minorEastAsia" w:hAnsiTheme="minorEastAsia" w:hint="eastAsia"/>
                 <w:sz w:val="20"/>
                 <w:szCs w:val="20"/>
               </w:rPr>
@@ -8935,7 +9008,7 @@
           <w:p>
             <w:pPr>
               <w:rPr>
-                <w:rFonts w:asciiTheme="minorEastAsia" w:hAnsiTheme="minorEastAsia"/>
+                <w:rFonts w:asciiTheme="minorEastAsia" w:hAnsiTheme="minorEastAsia" w:hint="eastAsia"/>
                 <w:sz w:val="20"/>
                 <w:szCs w:val="20"/>
               </w:rPr>
@@ -8957,7 +9030,7 @@
           <w:p>
             <w:pPr>
               <w:rPr>
-                <w:rFonts w:asciiTheme="minorEastAsia" w:hAnsiTheme="minorEastAsia"/>
+                <w:rFonts w:asciiTheme="minorEastAsia" w:hAnsiTheme="minorEastAsia" w:hint="eastAsia"/>
                 <w:sz w:val="20"/>
                 <w:szCs w:val="20"/>
               </w:rPr>
@@ -8981,7 +9054,7 @@
           <w:p>
             <w:pPr>
               <w:rPr>
-                <w:rFonts w:asciiTheme="minorEastAsia" w:hAnsiTheme="minorEastAsia"/>
+                <w:rFonts w:asciiTheme="minorEastAsia" w:hAnsiTheme="minorEastAsia" w:hint="eastAsia"/>
                 <w:sz w:val="20"/>
                 <w:szCs w:val="20"/>
               </w:rPr>
@@ -9036,7 +9109,7 @@
           <w:p>
             <w:pPr>
               <w:rPr>
-                <w:rFonts w:asciiTheme="minorEastAsia" w:hAnsiTheme="minorEastAsia"/>
+                <w:rFonts w:asciiTheme="minorEastAsia" w:hAnsiTheme="minorEastAsia" w:hint="eastAsia"/>
                 <w:sz w:val="20"/>
                 <w:szCs w:val="20"/>
               </w:rPr>
@@ -9086,7 +9159,7 @@
           <w:p>
             <w:pPr>
               <w:rPr>
-                <w:rFonts w:asciiTheme="minorEastAsia" w:hAnsiTheme="minorEastAsia"/>
+                <w:rFonts w:asciiTheme="minorEastAsia" w:hAnsiTheme="minorEastAsia" w:hint="eastAsia"/>
                 <w:sz w:val="20"/>
                 <w:szCs w:val="20"/>
               </w:rPr>
@@ -9110,7 +9183,7 @@
           <w:p>
             <w:pPr>
               <w:rPr>
-                <w:rFonts w:asciiTheme="minorEastAsia" w:hAnsiTheme="minorEastAsia"/>
+                <w:rFonts w:asciiTheme="minorEastAsia" w:hAnsiTheme="minorEastAsia" w:hint="eastAsia"/>
                 <w:sz w:val="20"/>
                 <w:szCs w:val="20"/>
               </w:rPr>
@@ -9189,7 +9262,7 @@
           <w:p>
             <w:pPr>
               <w:rPr>
-                <w:rFonts w:asciiTheme="minorEastAsia" w:hAnsiTheme="minorEastAsia"/>
+                <w:rFonts w:asciiTheme="minorEastAsia" w:hAnsiTheme="minorEastAsia" w:hint="eastAsia"/>
                 <w:sz w:val="20"/>
                 <w:szCs w:val="20"/>
               </w:rPr>
@@ -9252,7 +9325,7 @@
           <w:p>
             <w:pPr>
               <w:rPr>
-                <w:rFonts w:asciiTheme="minorEastAsia" w:hAnsiTheme="minorEastAsia"/>
+                <w:rFonts w:asciiTheme="minorEastAsia" w:hAnsiTheme="minorEastAsia" w:hint="eastAsia"/>
                 <w:sz w:val="20"/>
                 <w:szCs w:val="20"/>
               </w:rPr>
@@ -9340,7 +9413,7 @@
               <w:spacing w:before="240"/>
               <w:jc w:val="center"/>
               <w:rPr>
-                <w:rFonts w:asciiTheme="minorEastAsia" w:hAnsiTheme="minorEastAsia"/>
+                <w:rFonts w:asciiTheme="minorEastAsia" w:hAnsiTheme="minorEastAsia" w:hint="eastAsia"/>
                 <w:sz w:val="21"/>
                 <w:szCs w:val="21"/>
               </w:rPr>
@@ -9412,7 +9485,7 @@
       <w:pPr>
         <w:spacing w:after="200"/>
         <w:rPr>
-          <w:rFonts w:asciiTheme="minorEastAsia" w:hAnsiTheme="minorEastAsia"/>
+          <w:rFonts w:asciiTheme="minorEastAsia" w:hAnsiTheme="minorEastAsia" w:hint="eastAsia"/>
           <w:sz w:val="21"/>
           <w:szCs w:val="21"/>
         </w:rPr>
@@ -9423,7 +9496,7 @@
         <w:pStyle w:val="3"/>
         <w:spacing w:after="200"/>
         <w:rPr>
-          <w:rFonts w:asciiTheme="minorEastAsia" w:hAnsiTheme="minorEastAsia"/>
+          <w:rFonts w:asciiTheme="minorEastAsia" w:hAnsiTheme="minorEastAsia" w:hint="eastAsia"/>
           <w:sz w:val="24"/>
           <w:szCs w:val="24"/>
         </w:rPr>
@@ -9470,7 +9543,7 @@
         <w:spacing w:before="240" w:after="160"/>
         <w:jc w:val="center"/>
         <w:rPr>
-          <w:rFonts w:asciiTheme="minorEastAsia" w:hAnsiTheme="minorEastAsia"/>
+          <w:rFonts w:asciiTheme="minorEastAsia" w:hAnsiTheme="minorEastAsia" w:hint="eastAsia"/>
           <w:sz w:val="21"/>
           <w:szCs w:val="21"/>
         </w:rPr>
@@ -9808,7 +9881,7 @@
       <w:pPr>
         <w:spacing w:after="200"/>
         <w:rPr>
-          <w:rFonts w:asciiTheme="minorEastAsia" w:hAnsiTheme="minorEastAsia"/>
+          <w:rFonts w:asciiTheme="minorEastAsia" w:hAnsiTheme="minorEastAsia" w:hint="eastAsia"/>
           <w:sz w:val="21"/>
           <w:szCs w:val="21"/>
         </w:rPr>
@@ -9826,7 +9899,7 @@
       <w:pPr>
         <w:spacing w:after="120"/>
         <w:rPr>
-          <w:rFonts w:asciiTheme="minorEastAsia" w:hAnsiTheme="minorEastAsia"/>
+          <w:rFonts w:asciiTheme="minorEastAsia" w:hAnsiTheme="minorEastAsia" w:hint="eastAsia"/>
           <w:sz w:val="21"/>
           <w:szCs w:val="21"/>
         </w:rPr>
@@ -10066,7 +10139,7 @@
       <w:pPr>
         <w:spacing w:after="200"/>
         <w:rPr>
-          <w:rFonts w:asciiTheme="minorEastAsia" w:hAnsiTheme="minorEastAsia"/>
+          <w:rFonts w:asciiTheme="minorEastAsia" w:hAnsiTheme="minorEastAsia" w:hint="eastAsia"/>
           <w:sz w:val="21"/>
           <w:szCs w:val="21"/>
         </w:rPr>
@@ -10222,23 +10295,7 @@
               <w:sz w:val="21"/>
               <w:szCs w:val="21"/>
             </w:rPr>
-            <m:t>,</m:t>
-          </m:r>
-          <m:r>
-            <w:rPr>
-              <w:rFonts w:ascii="Cambria Math" w:hAnsi="Cambria Math"/>
-              <w:sz w:val="21"/>
-              <w:szCs w:val="21"/>
-            </w:rPr>
-            <m:t xml:space="preserve"> </m:t>
-          </m:r>
-          <m:r>
-            <w:rPr>
-              <w:rFonts w:ascii="Cambria Math" w:hAnsi="Cambria Math"/>
-              <w:sz w:val="21"/>
-              <w:szCs w:val="21"/>
-            </w:rPr>
-            <m:t xml:space="preserve"> g(x)=</m:t>
+            <m:t>,  g(x)=</m:t>
           </m:r>
           <m:nary>
             <m:naryPr>
@@ -10344,23 +10401,7 @@
               <w:sz w:val="21"/>
               <w:szCs w:val="21"/>
             </w:rPr>
-            <m:t>,</m:t>
-          </m:r>
-          <m:r>
-            <w:rPr>
-              <w:rFonts w:ascii="Cambria Math" w:hAnsi="Cambria Math"/>
-              <w:sz w:val="21"/>
-              <w:szCs w:val="21"/>
-            </w:rPr>
-            <m:t xml:space="preserve"> </m:t>
-          </m:r>
-          <m:r>
-            <w:rPr>
-              <w:rFonts w:ascii="Cambria Math" w:hAnsi="Cambria Math"/>
-              <w:sz w:val="21"/>
-              <w:szCs w:val="21"/>
-            </w:rPr>
-            <m:t xml:space="preserve"> n≥m</m:t>
+            <m:t>,  n≥m</m:t>
           </m:r>
         </m:oMath>
       </m:oMathPara>
@@ -10369,7 +10410,7 @@
       <w:pPr>
         <w:spacing w:after="200"/>
         <w:rPr>
-          <w:rFonts w:asciiTheme="minorEastAsia" w:hAnsiTheme="minorEastAsia"/>
+          <w:rFonts w:asciiTheme="minorEastAsia" w:hAnsiTheme="minorEastAsia" w:hint="eastAsia"/>
           <w:sz w:val="21"/>
           <w:szCs w:val="21"/>
         </w:rPr>
@@ -10399,7 +10440,7 @@
         <w:spacing w:before="240" w:after="160"/>
         <w:jc w:val="center"/>
         <w:rPr>
-          <w:rFonts w:asciiTheme="minorEastAsia" w:hAnsiTheme="minorEastAsia"/>
+          <w:rFonts w:asciiTheme="minorEastAsia" w:hAnsiTheme="minorEastAsia" w:hint="eastAsia"/>
           <w:sz w:val="21"/>
           <w:szCs w:val="21"/>
         </w:rPr>
@@ -10680,7 +10721,7 @@
       <w:pPr>
         <w:spacing w:after="200"/>
         <w:rPr>
-          <w:rFonts w:asciiTheme="minorEastAsia" w:hAnsiTheme="minorEastAsia"/>
+          <w:rFonts w:asciiTheme="minorEastAsia" w:hAnsiTheme="minorEastAsia" w:hint="eastAsia"/>
           <w:sz w:val="21"/>
           <w:szCs w:val="21"/>
         </w:rPr>
@@ -10717,7 +10758,7 @@
         <w:spacing w:before="240" w:after="160"/>
         <w:jc w:val="center"/>
         <w:rPr>
-          <w:rFonts w:asciiTheme="minorEastAsia" w:hAnsiTheme="minorEastAsia"/>
+          <w:rFonts w:asciiTheme="minorEastAsia" w:hAnsiTheme="minorEastAsia" w:hint="eastAsia"/>
           <w:sz w:val="21"/>
           <w:szCs w:val="21"/>
         </w:rPr>
@@ -10837,7 +10878,7 @@
       <w:pPr>
         <w:spacing w:after="200"/>
         <w:rPr>
-          <w:rFonts w:asciiTheme="minorEastAsia" w:hAnsiTheme="minorEastAsia"/>
+          <w:rFonts w:asciiTheme="minorEastAsia" w:hAnsiTheme="minorEastAsia" w:hint="eastAsia"/>
           <w:sz w:val="21"/>
           <w:szCs w:val="21"/>
         </w:rPr>
@@ -10855,7 +10896,7 @@
       <w:pPr>
         <w:spacing w:after="120"/>
         <w:rPr>
-          <w:rFonts w:asciiTheme="minorEastAsia" w:hAnsiTheme="minorEastAsia"/>
+          <w:rFonts w:asciiTheme="minorEastAsia" w:hAnsiTheme="minorEastAsia" w:hint="eastAsia"/>
           <w:sz w:val="21"/>
           <w:szCs w:val="21"/>
         </w:rPr>
@@ -11194,7 +11235,7 @@
       <w:pPr>
         <w:spacing w:after="200"/>
         <w:rPr>
-          <w:rFonts w:asciiTheme="minorEastAsia" w:hAnsiTheme="minorEastAsia"/>
+          <w:rFonts w:asciiTheme="minorEastAsia" w:hAnsiTheme="minorEastAsia" w:hint="eastAsia"/>
           <w:sz w:val="21"/>
           <w:szCs w:val="21"/>
         </w:rPr>
@@ -11212,7 +11253,7 @@
       <w:pPr>
         <w:spacing w:after="120"/>
         <w:rPr>
-          <w:rFonts w:asciiTheme="minorEastAsia" w:hAnsiTheme="minorEastAsia"/>
+          <w:rFonts w:asciiTheme="minorEastAsia" w:hAnsiTheme="minorEastAsia" w:hint="eastAsia"/>
           <w:sz w:val="21"/>
           <w:szCs w:val="21"/>
         </w:rPr>
@@ -11325,7 +11366,7 @@
       <w:pPr>
         <w:spacing w:after="200"/>
         <w:rPr>
-          <w:rFonts w:asciiTheme="minorEastAsia" w:hAnsiTheme="minorEastAsia"/>
+          <w:rFonts w:asciiTheme="minorEastAsia" w:hAnsiTheme="minorEastAsia" w:hint="eastAsia"/>
           <w:sz w:val="21"/>
           <w:szCs w:val="21"/>
         </w:rPr>
@@ -11344,7 +11385,7 @@
         <w:pStyle w:val="3"/>
         <w:spacing w:after="200"/>
         <w:rPr>
-          <w:rFonts w:asciiTheme="minorEastAsia" w:hAnsiTheme="minorEastAsia"/>
+          <w:rFonts w:asciiTheme="minorEastAsia" w:hAnsiTheme="minorEastAsia" w:hint="eastAsia"/>
           <w:sz w:val="24"/>
           <w:szCs w:val="24"/>
         </w:rPr>
@@ -11409,7 +11450,7 @@
       <w:pPr>
         <w:spacing w:after="120"/>
         <w:rPr>
-          <w:rFonts w:asciiTheme="minorEastAsia" w:hAnsiTheme="minorEastAsia"/>
+          <w:rFonts w:asciiTheme="minorEastAsia" w:hAnsiTheme="minorEastAsia" w:hint="eastAsia"/>
           <w:sz w:val="21"/>
           <w:szCs w:val="21"/>
         </w:rPr>
@@ -11477,7 +11518,7 @@
         <w:spacing w:after="120"/>
         <w:ind w:left="300"/>
         <w:rPr>
-          <w:rFonts w:asciiTheme="minorEastAsia" w:hAnsiTheme="minorEastAsia"/>
+          <w:rFonts w:asciiTheme="minorEastAsia" w:hAnsiTheme="minorEastAsia" w:hint="eastAsia"/>
           <w:sz w:val="20"/>
           <w:szCs w:val="20"/>
         </w:rPr>
@@ -11513,7 +11554,7 @@
       <w:pPr>
         <w:spacing w:after="120"/>
         <w:rPr>
-          <w:rFonts w:asciiTheme="minorEastAsia" w:hAnsiTheme="minorEastAsia"/>
+          <w:rFonts w:asciiTheme="minorEastAsia" w:hAnsiTheme="minorEastAsia" w:hint="eastAsia"/>
           <w:sz w:val="21"/>
           <w:szCs w:val="21"/>
         </w:rPr>
@@ -11583,7 +11624,7 @@
         <w:spacing w:before="240" w:after="160"/>
         <w:jc w:val="center"/>
         <w:rPr>
-          <w:rFonts w:asciiTheme="minorEastAsia" w:hAnsiTheme="minorEastAsia"/>
+          <w:rFonts w:asciiTheme="minorEastAsia" w:hAnsiTheme="minorEastAsia" w:hint="eastAsia"/>
           <w:sz w:val="21"/>
           <w:szCs w:val="21"/>
         </w:rPr>
@@ -11654,15 +11695,7 @@
               <w:sz w:val="21"/>
               <w:szCs w:val="21"/>
             </w:rPr>
-            <m:t>)</m:t>
-          </m:r>
-          <m:r>
-            <w:rPr>
-              <w:rFonts w:ascii="Cambria Math" w:hAnsi="Cambria Math"/>
-              <w:sz w:val="21"/>
-              <w:szCs w:val="21"/>
-            </w:rPr>
-            <m:t xml:space="preserve"> </m:t>
+            <m:t xml:space="preserve">) </m:t>
           </m:r>
           <m:r>
             <m:rPr>
@@ -11692,15 +11725,7 @@
               <w:sz w:val="21"/>
               <w:szCs w:val="21"/>
             </w:rPr>
-            <m:t>7=(5×5)</m:t>
-          </m:r>
-          <m:r>
-            <w:rPr>
-              <w:rFonts w:ascii="Cambria Math" w:hAnsi="Cambria Math"/>
-              <w:sz w:val="21"/>
-              <w:szCs w:val="21"/>
-            </w:rPr>
-            <m:t xml:space="preserve"> </m:t>
+            <m:t xml:space="preserve">7=(5×5) </m:t>
           </m:r>
           <m:r>
             <m:rPr>
@@ -11739,7 +11764,7 @@
       <w:pPr>
         <w:spacing w:after="200"/>
         <w:rPr>
-          <w:rFonts w:asciiTheme="minorEastAsia" w:hAnsiTheme="minorEastAsia"/>
+          <w:rFonts w:asciiTheme="minorEastAsia" w:hAnsiTheme="minorEastAsia" w:hint="eastAsia"/>
           <w:sz w:val="21"/>
           <w:szCs w:val="21"/>
         </w:rPr>
@@ -11996,71 +12021,7 @@
               <w:szCs w:val="21"/>
             </w:rPr>
             <w:lastRenderedPageBreak/>
-            <m:t>deg⁡f(x)=n</m:t>
-          </m:r>
-          <m:r>
-            <w:rPr>
-              <w:rFonts w:ascii="Cambria Math" w:hAnsi="Cambria Math"/>
-              <w:sz w:val="21"/>
-              <w:szCs w:val="21"/>
-            </w:rPr>
-            <m:t xml:space="preserve">  </m:t>
-          </m:r>
-          <m:r>
-            <w:rPr>
-              <w:rFonts w:ascii="Cambria Math" w:hAnsi="Cambria Math"/>
-              <w:sz w:val="21"/>
-              <w:szCs w:val="21"/>
-            </w:rPr>
-            <m:t>, deg⁡g(x)=m</m:t>
-          </m:r>
-          <m:r>
-            <w:rPr>
-              <w:rFonts w:ascii="Cambria Math" w:hAnsi="Cambria Math"/>
-              <w:sz w:val="21"/>
-              <w:szCs w:val="21"/>
-            </w:rPr>
-            <m:t xml:space="preserve">  </m:t>
-          </m:r>
-          <m:r>
-            <w:rPr>
-              <w:rFonts w:ascii="Cambria Math" w:hAnsi="Cambria Math"/>
-              <w:sz w:val="21"/>
-              <w:szCs w:val="21"/>
-            </w:rPr>
-            <m:t>, deg⁡q(x)=n-m</m:t>
-          </m:r>
-          <m:r>
-            <w:rPr>
-              <w:rFonts w:ascii="Cambria Math" w:hAnsi="Cambria Math"/>
-              <w:sz w:val="21"/>
-              <w:szCs w:val="21"/>
-            </w:rPr>
-            <m:t xml:space="preserve">  </m:t>
-          </m:r>
-          <m:r>
-            <w:rPr>
-              <w:rFonts w:ascii="Cambria Math" w:hAnsi="Cambria Math"/>
-              <w:sz w:val="21"/>
-              <w:szCs w:val="21"/>
-            </w:rPr>
-            <m:t>,</m:t>
-          </m:r>
-          <m:r>
-            <w:rPr>
-              <w:rFonts w:ascii="Cambria Math" w:hAnsi="Cambria Math"/>
-              <w:sz w:val="21"/>
-              <w:szCs w:val="21"/>
-            </w:rPr>
-            <m:t xml:space="preserve"> </m:t>
-          </m:r>
-          <m:r>
-            <w:rPr>
-              <w:rFonts w:ascii="Cambria Math" w:hAnsi="Cambria Math"/>
-              <w:sz w:val="21"/>
-              <w:szCs w:val="21"/>
-            </w:rPr>
-            <m:t>0≤deg⁡r(x)≤m-1</m:t>
+            <m:t>deg⁡f(x)=n  , deg⁡g(x)=m  , deg⁡q(x)=n-m  , 0≤deg⁡r(x)≤m-1</m:t>
           </m:r>
         </m:oMath>
       </m:oMathPara>
@@ -12069,7 +12030,7 @@
       <w:pPr>
         <w:spacing w:after="120"/>
         <w:rPr>
-          <w:rFonts w:asciiTheme="minorEastAsia" w:hAnsiTheme="minorEastAsia"/>
+          <w:rFonts w:asciiTheme="minorEastAsia" w:hAnsiTheme="minorEastAsia" w:hint="eastAsia"/>
           <w:sz w:val="21"/>
           <w:szCs w:val="21"/>
         </w:rPr>
@@ -12089,15 +12050,7 @@
             <w:sz w:val="21"/>
             <w:szCs w:val="21"/>
           </w:rPr>
-          <m:t>r(x)=f(x)</m:t>
-        </m:r>
-        <m:r>
-          <w:rPr>
-            <w:rFonts w:ascii="Cambria Math" w:hAnsi="Cambria Math"/>
-            <w:sz w:val="21"/>
-            <w:szCs w:val="21"/>
-          </w:rPr>
-          <m:t xml:space="preserve"> </m:t>
+          <m:t xml:space="preserve">r(x)=f(x) </m:t>
         </m:r>
         <m:r>
           <m:rPr>
@@ -12267,7 +12220,7 @@
       <w:pPr>
         <w:spacing w:after="200"/>
         <w:rPr>
-          <w:rFonts w:asciiTheme="minorEastAsia" w:hAnsiTheme="minorEastAsia"/>
+          <w:rFonts w:asciiTheme="minorEastAsia" w:hAnsiTheme="minorEastAsia" w:hint="eastAsia"/>
           <w:sz w:val="21"/>
           <w:szCs w:val="21"/>
         </w:rPr>
@@ -12322,7 +12275,7 @@
         <w:spacing w:before="240" w:after="160"/>
         <w:jc w:val="center"/>
         <w:rPr>
-          <w:rFonts w:asciiTheme="minorEastAsia" w:hAnsiTheme="minorEastAsia"/>
+          <w:rFonts w:asciiTheme="minorEastAsia" w:hAnsiTheme="minorEastAsia" w:hint="eastAsia"/>
           <w:sz w:val="21"/>
           <w:szCs w:val="21"/>
         </w:rPr>
@@ -12335,39 +12288,7 @@
               <w:sz w:val="21"/>
               <w:szCs w:val="21"/>
             </w:rPr>
-            <m:t>1+1=1-1=0,</m:t>
-          </m:r>
-          <m:r>
-            <w:rPr>
-              <w:rFonts w:ascii="Cambria Math" w:hAnsi="Cambria Math"/>
-              <w:sz w:val="21"/>
-              <w:szCs w:val="21"/>
-            </w:rPr>
-            <m:t xml:space="preserve"> </m:t>
-          </m:r>
-          <m:r>
-            <w:rPr>
-              <w:rFonts w:ascii="Cambria Math" w:hAnsi="Cambria Math"/>
-              <w:sz w:val="21"/>
-              <w:szCs w:val="21"/>
-            </w:rPr>
-            <m:t xml:space="preserve"> 1+0=1-0=1,</m:t>
-          </m:r>
-          <m:r>
-            <w:rPr>
-              <w:rFonts w:ascii="Cambria Math" w:hAnsi="Cambria Math"/>
-              <w:sz w:val="21"/>
-              <w:szCs w:val="21"/>
-            </w:rPr>
-            <m:t xml:space="preserve"> </m:t>
-          </m:r>
-          <m:r>
-            <w:rPr>
-              <w:rFonts w:ascii="Cambria Math" w:hAnsi="Cambria Math"/>
-              <w:sz w:val="21"/>
-              <w:szCs w:val="21"/>
-            </w:rPr>
-            <m:t xml:space="preserve"> 0+1=0-1=1</m:t>
+            <m:t>1+1=1-1=0,  1+0=1-0=1,  0+1=0-1=1</m:t>
           </m:r>
         </m:oMath>
       </m:oMathPara>
@@ -12376,7 +12297,7 @@
       <w:pPr>
         <w:spacing w:after="200"/>
         <w:rPr>
-          <w:rFonts w:asciiTheme="minorEastAsia" w:hAnsiTheme="minorEastAsia"/>
+          <w:rFonts w:asciiTheme="minorEastAsia" w:hAnsiTheme="minorEastAsia" w:hint="eastAsia"/>
           <w:sz w:val="21"/>
           <w:szCs w:val="21"/>
         </w:rPr>
@@ -12570,7 +12491,7 @@
         <w:spacing w:before="240" w:after="160"/>
         <w:jc w:val="center"/>
         <w:rPr>
-          <w:rFonts w:asciiTheme="minorEastAsia" w:hAnsiTheme="minorEastAsia"/>
+          <w:rFonts w:asciiTheme="minorEastAsia" w:hAnsiTheme="minorEastAsia" w:hint="eastAsia"/>
           <w:sz w:val="21"/>
           <w:szCs w:val="21"/>
         </w:rPr>
@@ -12701,7 +12622,7 @@
       <w:pPr>
         <w:spacing w:after="200"/>
         <w:rPr>
-          <w:rFonts w:asciiTheme="minorEastAsia" w:hAnsiTheme="minorEastAsia"/>
+          <w:rFonts w:asciiTheme="minorEastAsia" w:hAnsiTheme="minorEastAsia" w:hint="eastAsia"/>
           <w:sz w:val="21"/>
           <w:szCs w:val="21"/>
         </w:rPr>
@@ -12807,7 +12728,7 @@
               <w:spacing w:after="200"/>
               <w:jc w:val="center"/>
               <w:rPr>
-                <w:rFonts w:asciiTheme="minorEastAsia" w:hAnsiTheme="minorEastAsia"/>
+                <w:rFonts w:asciiTheme="minorEastAsia" w:hAnsiTheme="minorEastAsia" w:hint="eastAsia"/>
                 <w:sz w:val="21"/>
                 <w:szCs w:val="21"/>
               </w:rPr>
@@ -12874,7 +12795,7 @@
       <w:pPr>
         <w:spacing w:after="200"/>
         <w:rPr>
-          <w:rFonts w:asciiTheme="minorEastAsia" w:hAnsiTheme="minorEastAsia"/>
+          <w:rFonts w:asciiTheme="minorEastAsia" w:hAnsiTheme="minorEastAsia" w:hint="eastAsia"/>
           <w:sz w:val="21"/>
           <w:szCs w:val="21"/>
         </w:rPr>
@@ -12888,11 +12809,12 @@
         <w:spacing w:after="120"/>
         <w:ind w:left="300"/>
         <w:rPr>
-          <w:rFonts w:asciiTheme="minorEastAsia" w:hAnsiTheme="minorEastAsia"/>
-          <w:sz w:val="21"/>
-          <w:szCs w:val="21"/>
-        </w:rPr>
-      </w:pPr>
+          <w:rFonts w:asciiTheme="minorEastAsia" w:hAnsiTheme="minorEastAsia" w:hint="eastAsia"/>
+          <w:sz w:val="21"/>
+          <w:szCs w:val="21"/>
+        </w:rPr>
+      </w:pPr>
+      <w:proofErr w:type="gramStart"/>
       <w:r>
         <w:rPr>
           <w:rFonts w:asciiTheme="minorEastAsia" w:hAnsiTheme="minorEastAsia"/>
@@ -12910,6 +12832,7 @@
         </w:rPr>
         <w:t>!NOTE</w:t>
       </w:r>
+      <w:proofErr w:type="gramEnd"/>
       <w:r>
         <w:rPr>
           <w:rFonts w:asciiTheme="minorEastAsia" w:hAnsiTheme="minorEastAsia"/>
@@ -12954,7 +12877,7 @@
         <w:spacing w:after="120"/>
         <w:ind w:left="300"/>
         <w:rPr>
-          <w:rFonts w:asciiTheme="minorEastAsia" w:hAnsiTheme="minorEastAsia"/>
+          <w:rFonts w:asciiTheme="minorEastAsia" w:hAnsiTheme="minorEastAsia" w:hint="eastAsia"/>
           <w:sz w:val="21"/>
           <w:szCs w:val="21"/>
         </w:rPr>
@@ -13267,7 +13190,7 @@
         <w:spacing w:after="120"/>
         <w:ind w:left="300"/>
         <w:rPr>
-          <w:rFonts w:asciiTheme="minorEastAsia" w:hAnsiTheme="minorEastAsia"/>
+          <w:rFonts w:asciiTheme="minorEastAsia" w:hAnsiTheme="minorEastAsia" w:hint="eastAsia"/>
           <w:sz w:val="21"/>
           <w:szCs w:val="21"/>
         </w:rPr>
@@ -13285,7 +13208,7 @@
       <w:pPr>
         <w:spacing w:after="200"/>
         <w:rPr>
-          <w:rFonts w:asciiTheme="minorEastAsia" w:hAnsiTheme="minorEastAsia"/>
+          <w:rFonts w:asciiTheme="minorEastAsia" w:hAnsiTheme="minorEastAsia" w:hint="eastAsia"/>
           <w:sz w:val="21"/>
           <w:szCs w:val="21"/>
         </w:rPr>
@@ -13304,7 +13227,7 @@
         <w:pStyle w:val="4"/>
         <w:spacing w:after="200"/>
         <w:rPr>
-          <w:rFonts w:asciiTheme="minorEastAsia" w:hAnsiTheme="minorEastAsia"/>
+          <w:rFonts w:asciiTheme="minorEastAsia" w:hAnsiTheme="minorEastAsia" w:hint="eastAsia"/>
           <w:sz w:val="22"/>
           <w:szCs w:val="22"/>
         </w:rPr>
@@ -13322,7 +13245,7 @@
       <w:pPr>
         <w:spacing w:after="120"/>
         <w:rPr>
-          <w:rFonts w:asciiTheme="minorEastAsia" w:hAnsiTheme="minorEastAsia"/>
+          <w:rFonts w:asciiTheme="minorEastAsia" w:hAnsiTheme="minorEastAsia" w:hint="eastAsia"/>
           <w:sz w:val="21"/>
           <w:szCs w:val="21"/>
         </w:rPr>
@@ -13440,7 +13363,7 @@
       <w:pPr>
         <w:spacing w:after="200"/>
         <w:rPr>
-          <w:rFonts w:asciiTheme="minorEastAsia" w:hAnsiTheme="minorEastAsia"/>
+          <w:rFonts w:asciiTheme="minorEastAsia" w:hAnsiTheme="minorEastAsia" w:hint="eastAsia"/>
           <w:sz w:val="21"/>
           <w:szCs w:val="21"/>
         </w:rPr>
@@ -13477,7 +13400,7 @@
         <w:spacing w:before="240" w:after="160"/>
         <w:jc w:val="center"/>
         <w:rPr>
-          <w:rFonts w:asciiTheme="minorEastAsia" w:hAnsiTheme="minorEastAsia"/>
+          <w:rFonts w:asciiTheme="minorEastAsia" w:hAnsiTheme="minorEastAsia" w:hint="eastAsia"/>
           <w:sz w:val="21"/>
           <w:szCs w:val="21"/>
         </w:rPr>
@@ -13512,15 +13435,7 @@
                     <w:sz w:val="21"/>
                     <w:szCs w:val="21"/>
                   </w:rPr>
-                  <m:t>gcd⁡[a(x),b(x)]=gcd⁡[b(x),a(x)</m:t>
-                </m:r>
-                <m:r>
-                  <w:rPr>
-                    <w:rFonts w:ascii="Cambria Math" w:hAnsi="Cambria Math"/>
-                    <w:sz w:val="21"/>
-                    <w:szCs w:val="21"/>
-                  </w:rPr>
-                  <m:t xml:space="preserve"> </m:t>
+                  <m:t xml:space="preserve">gcd⁡[a(x),b(x)]=gcd⁡[b(x),a(x) </m:t>
                 </m:r>
                 <m:r>
                   <m:rPr>
@@ -13576,7 +13491,7 @@
       <w:pPr>
         <w:spacing w:after="200"/>
         <w:rPr>
-          <w:rFonts w:asciiTheme="minorEastAsia" w:hAnsiTheme="minorEastAsia"/>
+          <w:rFonts w:asciiTheme="minorEastAsia" w:hAnsiTheme="minorEastAsia" w:hint="eastAsia"/>
           <w:sz w:val="21"/>
           <w:szCs w:val="21"/>
         </w:rPr>
@@ -13613,7 +13528,7 @@
         <w:spacing w:before="240" w:after="160"/>
         <w:jc w:val="center"/>
         <w:rPr>
-          <w:rFonts w:asciiTheme="minorEastAsia" w:hAnsiTheme="minorEastAsia"/>
+          <w:rFonts w:asciiTheme="minorEastAsia" w:hAnsiTheme="minorEastAsia" w:hint="eastAsia"/>
           <w:sz w:val="21"/>
           <w:szCs w:val="21"/>
         </w:rPr>
@@ -13713,7 +13628,7 @@
       <w:pPr>
         <w:spacing w:after="200"/>
         <w:rPr>
-          <w:rFonts w:asciiTheme="minorEastAsia" w:hAnsiTheme="minorEastAsia"/>
+          <w:rFonts w:asciiTheme="minorEastAsia" w:hAnsiTheme="minorEastAsia" w:hint="eastAsia"/>
           <w:sz w:val="21"/>
           <w:szCs w:val="21"/>
         </w:rPr>
@@ -13732,7 +13647,7 @@
         <w:pStyle w:val="2"/>
         <w:spacing w:after="200"/>
         <w:rPr>
-          <w:rFonts w:asciiTheme="minorEastAsia" w:hAnsiTheme="minorEastAsia"/>
+          <w:rFonts w:asciiTheme="minorEastAsia" w:hAnsiTheme="minorEastAsia" w:hint="eastAsia"/>
           <w:sz w:val="28"/>
           <w:szCs w:val="28"/>
         </w:rPr>
@@ -13823,7 +13738,7 @@
         <w:spacing w:after="120"/>
         <w:ind w:left="300"/>
         <w:rPr>
-          <w:rFonts w:asciiTheme="minorEastAsia" w:hAnsiTheme="minorEastAsia"/>
+          <w:rFonts w:asciiTheme="minorEastAsia" w:hAnsiTheme="minorEastAsia" w:hint="eastAsia"/>
           <w:sz w:val="21"/>
           <w:szCs w:val="21"/>
         </w:rPr>
@@ -14025,7 +13940,7 @@
       <w:pPr>
         <w:spacing w:after="200"/>
         <w:rPr>
-          <w:rFonts w:asciiTheme="minorEastAsia" w:hAnsiTheme="minorEastAsia"/>
+          <w:rFonts w:asciiTheme="minorEastAsia" w:hAnsiTheme="minorEastAsia" w:hint="eastAsia"/>
           <w:sz w:val="21"/>
           <w:szCs w:val="21"/>
         </w:rPr>
@@ -14044,7 +13959,7 @@
         <w:pStyle w:val="3"/>
         <w:spacing w:after="200"/>
         <w:rPr>
-          <w:rFonts w:asciiTheme="minorEastAsia" w:hAnsiTheme="minorEastAsia"/>
+          <w:rFonts w:asciiTheme="minorEastAsia" w:hAnsiTheme="minorEastAsia" w:hint="eastAsia"/>
           <w:sz w:val="24"/>
           <w:szCs w:val="24"/>
         </w:rPr>
@@ -14433,7 +14348,7 @@
       <w:pPr>
         <w:spacing w:after="120"/>
         <w:rPr>
-          <w:rFonts w:asciiTheme="minorEastAsia" w:hAnsiTheme="minorEastAsia"/>
+          <w:rFonts w:asciiTheme="minorEastAsia" w:hAnsiTheme="minorEastAsia" w:hint="eastAsia"/>
           <w:sz w:val="21"/>
           <w:szCs w:val="21"/>
         </w:rPr>
@@ -14567,7 +14482,7 @@
       <w:pPr>
         <w:spacing w:after="200"/>
         <w:rPr>
-          <w:rFonts w:asciiTheme="minorEastAsia" w:hAnsiTheme="minorEastAsia"/>
+          <w:rFonts w:asciiTheme="minorEastAsia" w:hAnsiTheme="minorEastAsia" w:hint="eastAsia"/>
           <w:sz w:val="21"/>
           <w:szCs w:val="21"/>
         </w:rPr>
@@ -14589,7 +14504,7 @@
         <w:spacing w:after="120"/>
         <w:ind w:left="300"/>
         <w:rPr>
-          <w:rFonts w:asciiTheme="minorEastAsia" w:hAnsiTheme="minorEastAsia"/>
+          <w:rFonts w:asciiTheme="minorEastAsia" w:hAnsiTheme="minorEastAsia" w:hint="eastAsia"/>
           <w:sz w:val="21"/>
           <w:szCs w:val="21"/>
         </w:rPr>
@@ -14749,7 +14664,25 @@
           <w:sz w:val="21"/>
           <w:szCs w:val="21"/>
         </w:rPr>
-        <w:t xml:space="preserve">，底层集合大小相同（都是 8 个元素），但除此之外，运算规则、代数结构、甚至“加法”的本质都完全不同。首先前者不是域，甚至不是整环，因为其有零因子，而后者是域，除了 0 以外，其他 7 个元素都有乘法逆元。其次，前者是循环群，元素通过反复自加可以遍历所有元素，而后者是初等阿贝尔群（即异或 XOR），其特征是 2，意味着任何元素加自己等于 0。最后，前者把 07 当普通整数，乘法就是整数相乘后除以 8 取余数，而后者则是把 07 当成二进制多项式（比如数字 6 代表 </w:t>
+        <w:t>，底层集合大小相同（都是 8 个元素），但除此之外，运算规则、代数结构、</w:t>
+      </w:r>
+      <w:proofErr w:type="gramStart"/>
+      <w:r>
+        <w:rPr>
+          <w:rFonts w:asciiTheme="minorEastAsia" w:hAnsiTheme="minorEastAsia"/>
+          <w:sz w:val="21"/>
+          <w:szCs w:val="21"/>
+        </w:rPr>
+        <w:t>甚至“加法”的本质都完全不同</w:t>
+      </w:r>
+      <w:proofErr w:type="gramEnd"/>
+      <w:r>
+        <w:rPr>
+          <w:rFonts w:asciiTheme="minorEastAsia" w:hAnsiTheme="minorEastAsia"/>
+          <w:sz w:val="21"/>
+          <w:szCs w:val="21"/>
+        </w:rPr>
+        <w:t xml:space="preserve">。首先前者不是域，甚至不是整环，因为其有零因子，而后者是域，除了 0 以外，其他 7 个元素都有乘法逆元。其次，前者是循环群，元素通过反复自加可以遍历所有元素，而后者是初等阿贝尔群（即异或 XOR），其特征是 2，意味着任何元素加自己等于 0。最后，前者把 07 当普通整数，乘法就是整数相乘后除以 8 取余数，而后者则是把 07 当成二进制多项式（比如数字 6 代表 </w:t>
       </w:r>
       <m:oMath>
         <m:sSup>
@@ -14823,7 +14756,7 @@
         <w:spacing w:after="120"/>
         <w:ind w:left="300"/>
         <w:rPr>
-          <w:rFonts w:asciiTheme="minorEastAsia" w:hAnsiTheme="minorEastAsia"/>
+          <w:rFonts w:asciiTheme="minorEastAsia" w:hAnsiTheme="minorEastAsia" w:hint="eastAsia"/>
           <w:sz w:val="21"/>
           <w:szCs w:val="21"/>
         </w:rPr>
@@ -14845,7 +14778,7 @@
         <w:spacing w:after="120"/>
         <w:ind w:left="300"/>
         <w:rPr>
-          <w:rFonts w:asciiTheme="minorEastAsia" w:hAnsiTheme="minorEastAsia"/>
+          <w:rFonts w:asciiTheme="minorEastAsia" w:hAnsiTheme="minorEastAsia" w:hint="eastAsia"/>
           <w:sz w:val="21"/>
           <w:szCs w:val="21"/>
         </w:rPr>
@@ -14892,7 +14825,7 @@
       <w:pPr>
         <w:spacing w:after="200"/>
         <w:rPr>
-          <w:rFonts w:asciiTheme="minorEastAsia" w:hAnsiTheme="minorEastAsia"/>
+          <w:rFonts w:asciiTheme="minorEastAsia" w:hAnsiTheme="minorEastAsia" w:hint="eastAsia"/>
           <w:sz w:val="21"/>
           <w:szCs w:val="21"/>
         </w:rPr>
@@ -14911,7 +14844,7 @@
         <w:pStyle w:val="3"/>
         <w:spacing w:after="200"/>
         <w:rPr>
-          <w:rFonts w:asciiTheme="minorEastAsia" w:hAnsiTheme="minorEastAsia"/>
+          <w:rFonts w:asciiTheme="minorEastAsia" w:hAnsiTheme="minorEastAsia" w:hint="eastAsia"/>
           <w:sz w:val="24"/>
           <w:szCs w:val="24"/>
         </w:rPr>
@@ -15086,7 +15019,7 @@
         <w:spacing w:before="240" w:after="160"/>
         <w:jc w:val="center"/>
         <w:rPr>
-          <w:rFonts w:asciiTheme="minorEastAsia" w:hAnsiTheme="minorEastAsia"/>
+          <w:rFonts w:asciiTheme="minorEastAsia" w:hAnsiTheme="minorEastAsia" w:hint="eastAsia"/>
           <w:sz w:val="21"/>
           <w:szCs w:val="21"/>
         </w:rPr>
@@ -15424,7 +15357,7 @@
       <w:pPr>
         <w:spacing w:after="200"/>
         <w:rPr>
-          <w:rFonts w:asciiTheme="minorEastAsia" w:hAnsiTheme="minorEastAsia"/>
+          <w:rFonts w:asciiTheme="minorEastAsia" w:hAnsiTheme="minorEastAsia" w:hint="eastAsia"/>
           <w:sz w:val="21"/>
           <w:szCs w:val="21"/>
         </w:rPr>
@@ -15627,7 +15560,7 @@
         <w:spacing w:before="240" w:after="160"/>
         <w:jc w:val="center"/>
         <w:rPr>
-          <w:rFonts w:asciiTheme="minorEastAsia" w:hAnsiTheme="minorEastAsia"/>
+          <w:rFonts w:asciiTheme="minorEastAsia" w:hAnsiTheme="minorEastAsia" w:hint="eastAsia"/>
           <w:sz w:val="21"/>
           <w:szCs w:val="21"/>
         </w:rPr>
@@ -15640,71 +15573,7 @@
               <w:sz w:val="21"/>
               <w:szCs w:val="21"/>
             </w:rPr>
-            <m:t>0</m:t>
-          </m:r>
-          <m:r>
-            <w:rPr>
-              <w:rFonts w:ascii="Cambria Math" w:hAnsi="Cambria Math"/>
-              <w:sz w:val="21"/>
-              <w:szCs w:val="21"/>
-            </w:rPr>
-            <m:t xml:space="preserve"> </m:t>
-          </m:r>
-          <m:r>
-            <w:rPr>
-              <w:rFonts w:ascii="Cambria Math" w:hAnsi="Cambria Math"/>
-              <w:sz w:val="21"/>
-              <w:szCs w:val="21"/>
-            </w:rPr>
-            <m:t>,1</m:t>
-          </m:r>
-          <m:r>
-            <w:rPr>
-              <w:rFonts w:ascii="Cambria Math" w:hAnsi="Cambria Math"/>
-              <w:sz w:val="21"/>
-              <w:szCs w:val="21"/>
-            </w:rPr>
-            <m:t xml:space="preserve"> </m:t>
-          </m:r>
-          <m:r>
-            <w:rPr>
-              <w:rFonts w:ascii="Cambria Math" w:hAnsi="Cambria Math"/>
-              <w:sz w:val="21"/>
-              <w:szCs w:val="21"/>
-            </w:rPr>
-            <m:t>,x</m:t>
-          </m:r>
-          <m:r>
-            <w:rPr>
-              <w:rFonts w:ascii="Cambria Math" w:hAnsi="Cambria Math"/>
-              <w:sz w:val="21"/>
-              <w:szCs w:val="21"/>
-            </w:rPr>
-            <m:t xml:space="preserve"> </m:t>
-          </m:r>
-          <m:r>
-            <w:rPr>
-              <w:rFonts w:ascii="Cambria Math" w:hAnsi="Cambria Math"/>
-              <w:sz w:val="21"/>
-              <w:szCs w:val="21"/>
-            </w:rPr>
-            <m:t>,x+1</m:t>
-          </m:r>
-          <m:r>
-            <w:rPr>
-              <w:rFonts w:ascii="Cambria Math" w:hAnsi="Cambria Math"/>
-              <w:sz w:val="21"/>
-              <w:szCs w:val="21"/>
-            </w:rPr>
-            <m:t xml:space="preserve"> </m:t>
-          </m:r>
-          <m:r>
-            <w:rPr>
-              <w:rFonts w:ascii="Cambria Math" w:hAnsi="Cambria Math"/>
-              <w:sz w:val="21"/>
-              <w:szCs w:val="21"/>
-            </w:rPr>
-            <m:t>,</m:t>
+            <m:t>0 ,1 ,x ,x+1 ,</m:t>
           </m:r>
           <m:sSup>
             <m:sSupPr>
@@ -15743,15 +15612,7 @@
               <w:sz w:val="21"/>
               <w:szCs w:val="21"/>
             </w:rPr>
-            <m:t xml:space="preserve"> </m:t>
-          </m:r>
-          <m:r>
-            <w:rPr>
-              <w:rFonts w:ascii="Cambria Math" w:hAnsi="Cambria Math"/>
-              <w:sz w:val="21"/>
-              <w:szCs w:val="21"/>
-            </w:rPr>
-            <m:t>,</m:t>
+            <m:t xml:space="preserve"> ,</m:t>
           </m:r>
           <m:sSup>
             <m:sSupPr>
@@ -15790,23 +15651,7 @@
               <w:sz w:val="21"/>
               <w:szCs w:val="21"/>
             </w:rPr>
-            <m:t>+1</m:t>
-          </m:r>
-          <m:r>
-            <w:rPr>
-              <w:rFonts w:ascii="Cambria Math" w:hAnsi="Cambria Math"/>
-              <w:sz w:val="21"/>
-              <w:szCs w:val="21"/>
-            </w:rPr>
-            <m:t xml:space="preserve"> </m:t>
-          </m:r>
-          <m:r>
-            <w:rPr>
-              <w:rFonts w:ascii="Cambria Math" w:hAnsi="Cambria Math"/>
-              <w:sz w:val="21"/>
-              <w:szCs w:val="21"/>
-            </w:rPr>
-            <m:t>,</m:t>
+            <m:t>+1 ,</m:t>
           </m:r>
           <m:sSup>
             <m:sSupPr>
@@ -15845,23 +15690,7 @@
               <w:sz w:val="21"/>
               <w:szCs w:val="21"/>
             </w:rPr>
-            <m:t>+x</m:t>
-          </m:r>
-          <m:r>
-            <w:rPr>
-              <w:rFonts w:ascii="Cambria Math" w:hAnsi="Cambria Math"/>
-              <w:sz w:val="21"/>
-              <w:szCs w:val="21"/>
-            </w:rPr>
-            <m:t xml:space="preserve"> </m:t>
-          </m:r>
-          <m:r>
-            <w:rPr>
-              <w:rFonts w:ascii="Cambria Math" w:hAnsi="Cambria Math"/>
-              <w:sz w:val="21"/>
-              <w:szCs w:val="21"/>
-            </w:rPr>
-            <m:t>,</m:t>
+            <m:t>+x ,</m:t>
           </m:r>
           <m:sSup>
             <m:sSupPr>
@@ -15909,7 +15738,7 @@
       <w:pPr>
         <w:spacing w:after="200"/>
         <w:rPr>
-          <w:rFonts w:asciiTheme="minorEastAsia" w:hAnsiTheme="minorEastAsia"/>
+          <w:rFonts w:asciiTheme="minorEastAsia" w:hAnsiTheme="minorEastAsia" w:hint="eastAsia"/>
           <w:sz w:val="21"/>
           <w:szCs w:val="21"/>
         </w:rPr>
@@ -15964,7 +15793,7 @@
         <w:spacing w:after="100"/>
         <w:ind w:leftChars="108" w:left="259"/>
         <w:rPr>
-          <w:rFonts w:asciiTheme="minorEastAsia" w:hAnsiTheme="minorEastAsia"/>
+          <w:rFonts w:asciiTheme="minorEastAsia" w:hAnsiTheme="minorEastAsia" w:hint="eastAsia"/>
           <w:sz w:val="21"/>
           <w:szCs w:val="21"/>
         </w:rPr>
@@ -16042,7 +15871,7 @@
         <w:spacing w:after="100"/>
         <w:ind w:leftChars="108" w:left="259"/>
         <w:rPr>
-          <w:rFonts w:asciiTheme="minorEastAsia" w:hAnsiTheme="minorEastAsia"/>
+          <w:rFonts w:asciiTheme="minorEastAsia" w:hAnsiTheme="minorEastAsia" w:hint="eastAsia"/>
           <w:sz w:val="21"/>
           <w:szCs w:val="21"/>
         </w:rPr>
@@ -16114,7 +15943,7 @@
       <w:pPr>
         <w:spacing w:after="200"/>
         <w:rPr>
-          <w:rFonts w:asciiTheme="minorEastAsia" w:hAnsiTheme="minorEastAsia"/>
+          <w:rFonts w:asciiTheme="minorEastAsia" w:hAnsiTheme="minorEastAsia" w:hint="eastAsia"/>
           <w:sz w:val="21"/>
           <w:szCs w:val="21"/>
         </w:rPr>
@@ -16133,7 +15962,7 @@
       <w:pPr>
         <w:spacing w:after="120"/>
         <w:rPr>
-          <w:rFonts w:asciiTheme="minorEastAsia" w:hAnsiTheme="minorEastAsia"/>
+          <w:rFonts w:asciiTheme="minorEastAsia" w:hAnsiTheme="minorEastAsia" w:hint="eastAsia"/>
           <w:sz w:val="21"/>
           <w:szCs w:val="21"/>
         </w:rPr>
@@ -16171,15 +16000,7 @@
             <w:sz w:val="21"/>
             <w:szCs w:val="21"/>
           </w:rPr>
-          <m:t>r(x)=f(x)</m:t>
-        </m:r>
-        <m:r>
-          <w:rPr>
-            <w:rFonts w:ascii="Cambria Math" w:hAnsi="Cambria Math"/>
-            <w:sz w:val="21"/>
-            <w:szCs w:val="21"/>
-          </w:rPr>
-          <m:t xml:space="preserve"> </m:t>
+          <m:t xml:space="preserve">r(x)=f(x) </m:t>
         </m:r>
         <m:r>
           <m:rPr>
@@ -16261,7 +16082,7 @@
       <w:pPr>
         <w:spacing w:after="200"/>
         <w:rPr>
-          <w:rFonts w:asciiTheme="minorEastAsia" w:hAnsiTheme="minorEastAsia"/>
+          <w:rFonts w:asciiTheme="minorEastAsia" w:hAnsiTheme="minorEastAsia" w:hint="eastAsia"/>
           <w:sz w:val="21"/>
           <w:szCs w:val="21"/>
         </w:rPr>
@@ -16283,7 +16104,7 @@
         <w:spacing w:after="120"/>
         <w:ind w:left="300"/>
         <w:rPr>
-          <w:rFonts w:asciiTheme="minorEastAsia" w:hAnsiTheme="minorEastAsia"/>
+          <w:rFonts w:asciiTheme="minorEastAsia" w:hAnsiTheme="minorEastAsia" w:hint="eastAsia"/>
           <w:sz w:val="21"/>
           <w:szCs w:val="21"/>
         </w:rPr>
@@ -16331,23 +16152,7 @@
             <w:sz w:val="21"/>
             <w:szCs w:val="21"/>
           </w:rPr>
-          <m:t>f(a+b)=f(a)+f(b),</m:t>
-        </m:r>
-        <m:r>
-          <w:rPr>
-            <w:rFonts w:ascii="Cambria Math" w:hAnsi="Cambria Math"/>
-            <w:sz w:val="21"/>
-            <w:szCs w:val="21"/>
-          </w:rPr>
-          <m:t xml:space="preserve">  </m:t>
-        </m:r>
-        <m:r>
-          <w:rPr>
-            <w:rFonts w:ascii="Cambria Math" w:hAnsi="Cambria Math"/>
-            <w:sz w:val="21"/>
-            <w:szCs w:val="21"/>
-          </w:rPr>
-          <m:t>f(a×b)=f(a)×f(b)</m:t>
+          <m:t>f(a+b)=f(a)+f(b),  f(a×b)=f(a)×f(b)</m:t>
         </m:r>
       </m:oMath>
       <w:r>
@@ -16381,7 +16186,7 @@
       <w:pPr>
         <w:spacing w:after="200"/>
         <w:rPr>
-          <w:rFonts w:asciiTheme="minorEastAsia" w:hAnsiTheme="minorEastAsia"/>
+          <w:rFonts w:asciiTheme="minorEastAsia" w:hAnsiTheme="minorEastAsia" w:hint="eastAsia"/>
           <w:sz w:val="21"/>
           <w:szCs w:val="21"/>
         </w:rPr>
@@ -16475,7 +16280,7 @@
         <w:spacing w:before="240" w:after="160"/>
         <w:jc w:val="center"/>
         <w:rPr>
-          <w:rFonts w:asciiTheme="minorEastAsia" w:hAnsiTheme="minorEastAsia"/>
+          <w:rFonts w:asciiTheme="minorEastAsia" w:hAnsiTheme="minorEastAsia" w:hint="eastAsia"/>
           <w:sz w:val="21"/>
           <w:szCs w:val="21"/>
         </w:rPr>
@@ -16614,7 +16419,7 @@
       <w:pPr>
         <w:spacing w:after="200"/>
         <w:rPr>
-          <w:rFonts w:asciiTheme="minorEastAsia" w:hAnsiTheme="minorEastAsia"/>
+          <w:rFonts w:asciiTheme="minorEastAsia" w:hAnsiTheme="minorEastAsia" w:hint="eastAsia"/>
           <w:sz w:val="21"/>
           <w:szCs w:val="21"/>
         </w:rPr>
@@ -16651,7 +16456,7 @@
         <w:spacing w:before="240" w:after="160"/>
         <w:jc w:val="center"/>
         <w:rPr>
-          <w:rFonts w:asciiTheme="minorEastAsia" w:hAnsiTheme="minorEastAsia"/>
+          <w:rFonts w:asciiTheme="minorEastAsia" w:hAnsiTheme="minorEastAsia" w:hint="eastAsia"/>
           <w:sz w:val="21"/>
           <w:szCs w:val="21"/>
         </w:rPr>
@@ -16781,23 +16586,7 @@
               <w:sz w:val="21"/>
               <w:szCs w:val="21"/>
             </w:rPr>
-            <m:t>+x+1,</m:t>
-          </m:r>
-          <m:r>
-            <w:rPr>
-              <w:rFonts w:ascii="Cambria Math" w:hAnsi="Cambria Math"/>
-              <w:sz w:val="21"/>
-              <w:szCs w:val="21"/>
-            </w:rPr>
-            <m:t xml:space="preserve"> </m:t>
-          </m:r>
-          <m:r>
-            <w:rPr>
-              <w:rFonts w:ascii="Cambria Math" w:hAnsi="Cambria Math"/>
-              <w:sz w:val="21"/>
-              <w:szCs w:val="21"/>
-            </w:rPr>
-            <m:t xml:space="preserve"> g(x)=</m:t>
+            <m:t>+x+1,  g(x)=</m:t>
           </m:r>
           <m:sSup>
             <m:sSupPr>
@@ -16845,7 +16634,7 @@
       <w:pPr>
         <w:spacing w:after="200"/>
         <w:rPr>
-          <w:rFonts w:asciiTheme="minorEastAsia" w:hAnsiTheme="minorEastAsia"/>
+          <w:rFonts w:asciiTheme="minorEastAsia" w:hAnsiTheme="minorEastAsia" w:hint="eastAsia"/>
           <w:sz w:val="21"/>
           <w:szCs w:val="21"/>
         </w:rPr>
@@ -16882,7 +16671,7 @@
         <w:spacing w:before="240" w:after="160"/>
         <w:jc w:val="center"/>
         <w:rPr>
-          <w:rFonts w:asciiTheme="minorEastAsia" w:hAnsiTheme="minorEastAsia"/>
+          <w:rFonts w:asciiTheme="minorEastAsia" w:hAnsiTheme="minorEastAsia" w:hint="eastAsia"/>
           <w:sz w:val="21"/>
           <w:szCs w:val="21"/>
         </w:rPr>
@@ -16895,15 +16684,7 @@
               <w:sz w:val="21"/>
               <w:szCs w:val="21"/>
             </w:rPr>
-            <m:t>f(x)×g(x)</m:t>
-          </m:r>
-          <m:r>
-            <w:rPr>
-              <w:rFonts w:ascii="Cambria Math" w:hAnsi="Cambria Math"/>
-              <w:sz w:val="21"/>
-              <w:szCs w:val="21"/>
-            </w:rPr>
-            <m:t xml:space="preserve"> </m:t>
+            <m:t xml:space="preserve">f(x)×g(x) </m:t>
           </m:r>
           <m:r>
             <m:rPr>
@@ -17020,7 +16801,7 @@
       <w:pPr>
         <w:spacing w:after="200"/>
         <w:rPr>
-          <w:rFonts w:asciiTheme="minorEastAsia" w:hAnsiTheme="minorEastAsia"/>
+          <w:rFonts w:asciiTheme="minorEastAsia" w:hAnsiTheme="minorEastAsia" w:hint="eastAsia"/>
           <w:sz w:val="21"/>
           <w:szCs w:val="21"/>
         </w:rPr>
@@ -17059,7 +16840,7 @@
               <w:spacing w:after="200"/>
               <w:jc w:val="center"/>
               <w:rPr>
-                <w:rFonts w:asciiTheme="minorEastAsia" w:hAnsiTheme="minorEastAsia"/>
+                <w:rFonts w:asciiTheme="minorEastAsia" w:hAnsiTheme="minorEastAsia" w:hint="eastAsia"/>
                 <w:sz w:val="21"/>
                 <w:szCs w:val="21"/>
               </w:rPr>
@@ -17132,7 +16913,7 @@
         <w:pStyle w:val="3"/>
         <w:spacing w:after="200"/>
         <w:rPr>
-          <w:rFonts w:asciiTheme="minorEastAsia" w:hAnsiTheme="minorEastAsia"/>
+          <w:rFonts w:asciiTheme="minorEastAsia" w:hAnsiTheme="minorEastAsia" w:hint="eastAsia"/>
           <w:sz w:val="24"/>
           <w:szCs w:val="24"/>
         </w:rPr>
@@ -17151,7 +16932,7 @@
       <w:pPr>
         <w:spacing w:after="120"/>
         <w:rPr>
-          <w:rFonts w:asciiTheme="minorEastAsia" w:hAnsiTheme="minorEastAsia"/>
+          <w:rFonts w:asciiTheme="minorEastAsia" w:hAnsiTheme="minorEastAsia" w:hint="eastAsia"/>
           <w:sz w:val="21"/>
           <w:szCs w:val="21"/>
         </w:rPr>
@@ -17331,7 +17112,7 @@
       <w:pPr>
         <w:spacing w:after="200"/>
         <w:rPr>
-          <w:rFonts w:asciiTheme="minorEastAsia" w:hAnsiTheme="minorEastAsia"/>
+          <w:rFonts w:asciiTheme="minorEastAsia" w:hAnsiTheme="minorEastAsia" w:hint="eastAsia"/>
           <w:sz w:val="21"/>
           <w:szCs w:val="21"/>
         </w:rPr>
@@ -17368,7 +17149,7 @@
         <w:spacing w:before="240" w:after="160"/>
         <w:jc w:val="center"/>
         <w:rPr>
-          <w:rFonts w:asciiTheme="minorEastAsia" w:hAnsiTheme="minorEastAsia"/>
+          <w:rFonts w:asciiTheme="minorEastAsia" w:hAnsiTheme="minorEastAsia" w:hint="eastAsia"/>
           <w:sz w:val="21"/>
           <w:szCs w:val="21"/>
         </w:rPr>
@@ -17390,7 +17171,7 @@
       <w:pPr>
         <w:spacing w:after="200"/>
         <w:rPr>
-          <w:rFonts w:asciiTheme="minorEastAsia" w:hAnsiTheme="minorEastAsia"/>
+          <w:rFonts w:asciiTheme="minorEastAsia" w:hAnsiTheme="minorEastAsia" w:hint="eastAsia"/>
           <w:sz w:val="21"/>
           <w:szCs w:val="21"/>
         </w:rPr>
@@ -17517,7 +17298,7 @@
         <w:spacing w:before="240" w:after="160"/>
         <w:jc w:val="center"/>
         <w:rPr>
-          <w:rFonts w:asciiTheme="minorEastAsia" w:hAnsiTheme="minorEastAsia"/>
+          <w:rFonts w:asciiTheme="minorEastAsia" w:hAnsiTheme="minorEastAsia" w:hint="eastAsia"/>
           <w:sz w:val="21"/>
           <w:szCs w:val="21"/>
         </w:rPr>
@@ -17792,7 +17573,7 @@
       <w:pPr>
         <w:spacing w:after="200"/>
         <w:rPr>
-          <w:rFonts w:asciiTheme="minorEastAsia" w:hAnsiTheme="minorEastAsia"/>
+          <w:rFonts w:asciiTheme="minorEastAsia" w:hAnsiTheme="minorEastAsia" w:hint="eastAsia"/>
           <w:sz w:val="21"/>
           <w:szCs w:val="21"/>
         </w:rPr>
@@ -17811,7 +17592,7 @@
         <w:pStyle w:val="3"/>
         <w:spacing w:after="200"/>
         <w:rPr>
-          <w:rFonts w:asciiTheme="minorEastAsia" w:hAnsiTheme="minorEastAsia"/>
+          <w:rFonts w:asciiTheme="minorEastAsia" w:hAnsiTheme="minorEastAsia" w:hint="eastAsia"/>
           <w:sz w:val="24"/>
           <w:szCs w:val="24"/>
         </w:rPr>
@@ -17829,7 +17610,7 @@
       <w:pPr>
         <w:spacing w:after="120"/>
         <w:rPr>
-          <w:rFonts w:asciiTheme="minorEastAsia" w:hAnsiTheme="minorEastAsia"/>
+          <w:rFonts w:asciiTheme="minorEastAsia" w:hAnsiTheme="minorEastAsia" w:hint="eastAsia"/>
           <w:sz w:val="21"/>
           <w:szCs w:val="21"/>
         </w:rPr>
@@ -17973,7 +17754,7 @@
       <w:pPr>
         <w:spacing w:after="200"/>
         <w:rPr>
-          <w:rFonts w:asciiTheme="minorEastAsia" w:hAnsiTheme="minorEastAsia"/>
+          <w:rFonts w:asciiTheme="minorEastAsia" w:hAnsiTheme="minorEastAsia" w:hint="eastAsia"/>
           <w:sz w:val="21"/>
           <w:szCs w:val="21"/>
         </w:rPr>
@@ -18067,7 +17848,7 @@
         <w:spacing w:before="240" w:after="160"/>
         <w:jc w:val="center"/>
         <w:rPr>
-          <w:rFonts w:asciiTheme="minorEastAsia" w:hAnsiTheme="minorEastAsia"/>
+          <w:rFonts w:asciiTheme="minorEastAsia" w:hAnsiTheme="minorEastAsia" w:hint="eastAsia"/>
           <w:sz w:val="21"/>
           <w:szCs w:val="21"/>
         </w:rPr>
@@ -18287,7 +18068,7 @@
       <w:pPr>
         <w:spacing w:before="240" w:after="160"/>
         <w:rPr>
-          <w:rFonts w:asciiTheme="minorEastAsia" w:hAnsiTheme="minorEastAsia"/>
+          <w:rFonts w:asciiTheme="minorEastAsia" w:hAnsiTheme="minorEastAsia" w:hint="eastAsia"/>
           <w:sz w:val="21"/>
           <w:szCs w:val="21"/>
         </w:rPr>
@@ -18316,7 +18097,7 @@
         <w:spacing w:before="240" w:after="160"/>
         <w:jc w:val="center"/>
         <w:rPr>
-          <w:rFonts w:asciiTheme="minorEastAsia" w:hAnsiTheme="minorEastAsia"/>
+          <w:rFonts w:asciiTheme="minorEastAsia" w:hAnsiTheme="minorEastAsia" w:hint="eastAsia"/>
           <w:sz w:val="21"/>
           <w:szCs w:val="21"/>
         </w:rPr>
@@ -18548,7 +18329,7 @@
       <w:pPr>
         <w:spacing w:after="200"/>
         <w:rPr>
-          <w:rFonts w:asciiTheme="minorEastAsia" w:hAnsiTheme="minorEastAsia"/>
+          <w:rFonts w:asciiTheme="minorEastAsia" w:hAnsiTheme="minorEastAsia" w:hint="eastAsia"/>
           <w:sz w:val="21"/>
           <w:szCs w:val="21"/>
         </w:rPr>
@@ -18827,7 +18608,7 @@
               <w:spacing w:after="200"/>
               <w:jc w:val="center"/>
               <w:rPr>
-                <w:rFonts w:asciiTheme="minorEastAsia" w:hAnsiTheme="minorEastAsia"/>
+                <w:rFonts w:asciiTheme="minorEastAsia" w:hAnsiTheme="minorEastAsia" w:hint="eastAsia"/>
                 <w:sz w:val="21"/>
                 <w:szCs w:val="21"/>
               </w:rPr>
@@ -18881,7 +18662,7 @@
       <w:pPr>
         <w:spacing w:after="120"/>
         <w:rPr>
-          <w:rFonts w:asciiTheme="minorEastAsia" w:hAnsiTheme="minorEastAsia"/>
+          <w:rFonts w:asciiTheme="minorEastAsia" w:hAnsiTheme="minorEastAsia" w:hint="eastAsia"/>
           <w:sz w:val="21"/>
           <w:szCs w:val="21"/>
         </w:rPr>
@@ -18989,7 +18770,7 @@
         <w:spacing w:after="120"/>
         <w:ind w:left="300"/>
         <w:rPr>
-          <w:rFonts w:asciiTheme="minorEastAsia" w:hAnsiTheme="minorEastAsia"/>
+          <w:rFonts w:asciiTheme="minorEastAsia" w:hAnsiTheme="minorEastAsia" w:hint="eastAsia"/>
           <w:sz w:val="21"/>
           <w:szCs w:val="21"/>
         </w:rPr>
@@ -19566,7 +19347,7 @@
       <w:pPr>
         <w:spacing w:after="200"/>
         <w:rPr>
-          <w:rFonts w:asciiTheme="minorEastAsia" w:hAnsiTheme="minorEastAsia"/>
+          <w:rFonts w:asciiTheme="minorEastAsia" w:hAnsiTheme="minorEastAsia" w:hint="eastAsia"/>
           <w:sz w:val="21"/>
           <w:szCs w:val="21"/>
         </w:rPr>
@@ -19585,7 +19366,7 @@
         <w:pStyle w:val="3"/>
         <w:spacing w:after="200"/>
         <w:rPr>
-          <w:rFonts w:asciiTheme="minorEastAsia" w:hAnsiTheme="minorEastAsia"/>
+          <w:rFonts w:asciiTheme="minorEastAsia" w:hAnsiTheme="minorEastAsia" w:hint="eastAsia"/>
           <w:sz w:val="24"/>
           <w:szCs w:val="24"/>
         </w:rPr>
@@ -19607,7 +19388,7 @@
         <w:spacing w:after="120"/>
         <w:ind w:left="300"/>
         <w:rPr>
-          <w:rFonts w:asciiTheme="minorEastAsia" w:hAnsiTheme="minorEastAsia"/>
+          <w:rFonts w:asciiTheme="minorEastAsia" w:hAnsiTheme="minorEastAsia" w:hint="eastAsia"/>
           <w:sz w:val="21"/>
           <w:szCs w:val="21"/>
         </w:rPr>
@@ -19669,7 +19450,7 @@
       <w:pPr>
         <w:spacing w:after="200"/>
         <w:rPr>
-          <w:rFonts w:asciiTheme="minorEastAsia" w:hAnsiTheme="minorEastAsia"/>
+          <w:rFonts w:asciiTheme="minorEastAsia" w:hAnsiTheme="minorEastAsia" w:hint="eastAsia"/>
           <w:sz w:val="21"/>
           <w:szCs w:val="21"/>
         </w:rPr>
@@ -19687,7 +19468,7 @@
       <w:pPr>
         <w:spacing w:after="120"/>
         <w:rPr>
-          <w:rFonts w:asciiTheme="minorEastAsia" w:hAnsiTheme="minorEastAsia"/>
+          <w:rFonts w:asciiTheme="minorEastAsia" w:hAnsiTheme="minorEastAsia" w:hint="eastAsia"/>
           <w:sz w:val="21"/>
           <w:szCs w:val="21"/>
         </w:rPr>
@@ -19883,7 +19664,7 @@
       <w:pPr>
         <w:spacing w:after="200"/>
         <w:rPr>
-          <w:rFonts w:asciiTheme="minorEastAsia" w:hAnsiTheme="minorEastAsia"/>
+          <w:rFonts w:asciiTheme="minorEastAsia" w:hAnsiTheme="minorEastAsia" w:hint="eastAsia"/>
           <w:sz w:val="21"/>
           <w:szCs w:val="21"/>
         </w:rPr>
@@ -20049,7 +19830,7 @@
         <w:spacing w:before="240" w:after="160"/>
         <w:jc w:val="center"/>
         <w:rPr>
-          <w:rFonts w:asciiTheme="minorEastAsia" w:hAnsiTheme="minorEastAsia"/>
+          <w:rFonts w:asciiTheme="minorEastAsia" w:hAnsiTheme="minorEastAsia" w:hint="eastAsia"/>
           <w:sz w:val="21"/>
           <w:szCs w:val="21"/>
         </w:rPr>
@@ -20152,7 +19933,7 @@
       <w:pPr>
         <w:spacing w:after="200"/>
         <w:rPr>
-          <w:rFonts w:asciiTheme="minorEastAsia" w:hAnsiTheme="minorEastAsia"/>
+          <w:rFonts w:asciiTheme="minorEastAsia" w:hAnsiTheme="minorEastAsia" w:hint="eastAsia"/>
           <w:sz w:val="21"/>
           <w:szCs w:val="21"/>
         </w:rPr>
@@ -20170,7 +19951,7 @@
       <w:pPr>
         <w:spacing w:before="240" w:after="120"/>
         <w:rPr>
-          <w:rFonts w:asciiTheme="minorEastAsia" w:hAnsiTheme="minorEastAsia"/>
+          <w:rFonts w:asciiTheme="minorEastAsia" w:hAnsiTheme="minorEastAsia" w:hint="eastAsia"/>
           <w:sz w:val="21"/>
           <w:szCs w:val="21"/>
         </w:rPr>
@@ -20467,7 +20248,7 @@
       <w:pPr>
         <w:spacing w:after="200"/>
         <w:rPr>
-          <w:rFonts w:asciiTheme="minorEastAsia" w:hAnsiTheme="minorEastAsia"/>
+          <w:rFonts w:asciiTheme="minorEastAsia" w:hAnsiTheme="minorEastAsia" w:hint="eastAsia"/>
           <w:sz w:val="21"/>
           <w:szCs w:val="21"/>
         </w:rPr>
@@ -20744,7 +20525,7 @@
         <w:spacing w:before="240" w:after="160"/>
         <w:jc w:val="center"/>
         <w:rPr>
-          <w:rFonts w:asciiTheme="minorEastAsia" w:hAnsiTheme="minorEastAsia"/>
+          <w:rFonts w:asciiTheme="minorEastAsia" w:hAnsiTheme="minorEastAsia" w:hint="eastAsia"/>
           <w:sz w:val="21"/>
           <w:szCs w:val="21"/>
         </w:rPr>
@@ -20827,23 +20608,7 @@
               <w:sz w:val="21"/>
               <w:szCs w:val="21"/>
             </w:rPr>
-            <m:t>+g,</m:t>
-          </m:r>
-          <m:r>
-            <w:rPr>
-              <w:rFonts w:ascii="Cambria Math" w:hAnsi="Cambria Math"/>
-              <w:sz w:val="21"/>
-              <w:szCs w:val="21"/>
-            </w:rPr>
-            <m:t xml:space="preserve"> </m:t>
-          </m:r>
-          <m:r>
-            <w:rPr>
-              <w:rFonts w:ascii="Cambria Math" w:hAnsi="Cambria Math"/>
-              <w:sz w:val="21"/>
-              <w:szCs w:val="21"/>
-            </w:rPr>
-            <m:t xml:space="preserve"> </m:t>
+            <m:t xml:space="preserve">+g,  </m:t>
           </m:r>
           <m:sSup>
             <m:sSupPr>
@@ -20921,23 +20686,7 @@
               <w:sz w:val="21"/>
               <w:szCs w:val="21"/>
             </w:rPr>
-            <m:t>+g+1,</m:t>
-          </m:r>
-          <m:r>
-            <w:rPr>
-              <w:rFonts w:ascii="Cambria Math" w:hAnsi="Cambria Math"/>
-              <w:sz w:val="21"/>
-              <w:szCs w:val="21"/>
-            </w:rPr>
-            <m:t xml:space="preserve"> </m:t>
-          </m:r>
-          <m:r>
-            <w:rPr>
-              <w:rFonts w:ascii="Cambria Math" w:hAnsi="Cambria Math"/>
-              <w:sz w:val="21"/>
-              <w:szCs w:val="21"/>
-            </w:rPr>
-            <m:t xml:space="preserve"> </m:t>
+            <m:t xml:space="preserve">+g+1,  </m:t>
           </m:r>
           <m:sSup>
             <m:sSupPr>
@@ -21015,23 +20764,7 @@
               <w:sz w:val="21"/>
               <w:szCs w:val="21"/>
             </w:rPr>
-            <m:t>+1,</m:t>
-          </m:r>
-          <m:r>
-            <w:rPr>
-              <w:rFonts w:ascii="Cambria Math" w:hAnsi="Cambria Math"/>
-              <w:sz w:val="21"/>
-              <w:szCs w:val="21"/>
-            </w:rPr>
-            <m:t xml:space="preserve"> </m:t>
-          </m:r>
-          <m:r>
-            <w:rPr>
-              <w:rFonts w:ascii="Cambria Math" w:hAnsi="Cambria Math"/>
-              <w:sz w:val="21"/>
-              <w:szCs w:val="21"/>
-            </w:rPr>
-            <m:t xml:space="preserve"> </m:t>
+            <m:t xml:space="preserve">+1,  </m:t>
           </m:r>
           <m:sSup>
             <m:sSupPr>
@@ -21110,7 +20843,7 @@
       <w:pPr>
         <w:spacing w:after="200"/>
         <w:rPr>
-          <w:rFonts w:asciiTheme="minorEastAsia" w:hAnsiTheme="minorEastAsia"/>
+          <w:rFonts w:asciiTheme="minorEastAsia" w:hAnsiTheme="minorEastAsia" w:hint="eastAsia"/>
           <w:sz w:val="21"/>
           <w:szCs w:val="21"/>
         </w:rPr>
@@ -21226,15 +20959,7 @@
                 <w:sz w:val="21"/>
                 <w:szCs w:val="21"/>
               </w:rPr>
-              <m:t>k</m:t>
-            </m:r>
-            <m:r>
-              <w:rPr>
-                <w:rFonts w:ascii="Cambria Math" w:hAnsi="Cambria Math"/>
-                <w:sz w:val="21"/>
-                <w:szCs w:val="21"/>
-              </w:rPr>
-              <m:t xml:space="preserve"> </m:t>
+              <m:t xml:space="preserve">k </m:t>
             </m:r>
             <m:r>
               <m:rPr>
@@ -21310,7 +21035,7 @@
         <w:spacing w:before="240" w:after="160"/>
         <w:jc w:val="center"/>
         <w:rPr>
-          <w:rFonts w:asciiTheme="minorEastAsia" w:hAnsiTheme="minorEastAsia"/>
+          <w:rFonts w:asciiTheme="minorEastAsia" w:hAnsiTheme="minorEastAsia" w:hint="eastAsia"/>
           <w:sz w:val="21"/>
           <w:szCs w:val="21"/>
         </w:rPr>
@@ -21422,15 +21147,7 @@
                   <w:sz w:val="21"/>
                   <w:szCs w:val="21"/>
                 </w:rPr>
-                <m:t>10</m:t>
-              </m:r>
-              <m:r>
-                <w:rPr>
-                  <w:rFonts w:ascii="Cambria Math" w:hAnsi="Cambria Math"/>
-                  <w:sz w:val="21"/>
-                  <w:szCs w:val="21"/>
-                </w:rPr>
-                <m:t xml:space="preserve"> </m:t>
+                <m:t xml:space="preserve">10 </m:t>
               </m:r>
               <m:r>
                 <m:rPr>
@@ -21518,7 +21235,7 @@
       <w:pPr>
         <w:spacing w:after="200"/>
         <w:rPr>
-          <w:rFonts w:asciiTheme="minorEastAsia" w:hAnsiTheme="minorEastAsia"/>
+          <w:rFonts w:asciiTheme="minorEastAsia" w:hAnsiTheme="minorEastAsia" w:hint="eastAsia"/>
           <w:sz w:val="21"/>
           <w:szCs w:val="21"/>
         </w:rPr>
@@ -21536,7 +21253,7 @@
       <w:pPr>
         <w:spacing w:after="120"/>
         <w:rPr>
-          <w:rFonts w:asciiTheme="minorEastAsia" w:hAnsiTheme="minorEastAsia"/>
+          <w:rFonts w:asciiTheme="minorEastAsia" w:hAnsiTheme="minorEastAsia" w:hint="eastAsia"/>
           <w:sz w:val="21"/>
           <w:szCs w:val="21"/>
         </w:rPr>
@@ -21773,7 +21490,7 @@
       <w:pPr>
         <w:spacing w:after="200"/>
         <w:rPr>
-          <w:rFonts w:asciiTheme="minorEastAsia" w:hAnsiTheme="minorEastAsia"/>
+          <w:rFonts w:asciiTheme="minorEastAsia" w:hAnsiTheme="minorEastAsia" w:hint="eastAsia"/>
           <w:sz w:val="21"/>
           <w:szCs w:val="21"/>
         </w:rPr>
@@ -21792,7 +21509,7 @@
         <w:pStyle w:val="2"/>
         <w:spacing w:after="200"/>
         <w:rPr>
-          <w:rFonts w:asciiTheme="minorEastAsia" w:hAnsiTheme="minorEastAsia"/>
+          <w:rFonts w:asciiTheme="minorEastAsia" w:hAnsiTheme="minorEastAsia" w:hint="eastAsia"/>
           <w:sz w:val="28"/>
           <w:szCs w:val="28"/>
         </w:rPr>
@@ -21881,7 +21598,7 @@
           <w:p>
             <w:pPr>
               <w:rPr>
-                <w:rFonts w:asciiTheme="minorEastAsia" w:hAnsiTheme="minorEastAsia"/>
+                <w:rFonts w:asciiTheme="minorEastAsia" w:hAnsiTheme="minorEastAsia" w:hint="eastAsia"/>
                 <w:sz w:val="21"/>
                 <w:szCs w:val="21"/>
               </w:rPr>
@@ -21905,7 +21622,7 @@
           <w:p>
             <w:pPr>
               <w:rPr>
-                <w:rFonts w:asciiTheme="minorEastAsia" w:hAnsiTheme="minorEastAsia"/>
+                <w:rFonts w:asciiTheme="minorEastAsia" w:hAnsiTheme="minorEastAsia" w:hint="eastAsia"/>
                 <w:sz w:val="21"/>
                 <w:szCs w:val="21"/>
               </w:rPr>
@@ -21929,7 +21646,7 @@
           <w:p>
             <w:pPr>
               <w:rPr>
-                <w:rFonts w:asciiTheme="minorEastAsia" w:hAnsiTheme="minorEastAsia"/>
+                <w:rFonts w:asciiTheme="minorEastAsia" w:hAnsiTheme="minorEastAsia" w:hint="eastAsia"/>
                 <w:sz w:val="21"/>
                 <w:szCs w:val="21"/>
               </w:rPr>
@@ -21955,7 +21672,7 @@
           <w:p>
             <w:pPr>
               <w:rPr>
-                <w:rFonts w:asciiTheme="minorEastAsia" w:hAnsiTheme="minorEastAsia"/>
+                <w:rFonts w:asciiTheme="minorEastAsia" w:hAnsiTheme="minorEastAsia" w:hint="eastAsia"/>
                 <w:sz w:val="21"/>
                 <w:szCs w:val="21"/>
               </w:rPr>
@@ -21977,7 +21694,7 @@
           <w:p>
             <w:pPr>
               <w:rPr>
-                <w:rFonts w:asciiTheme="minorEastAsia" w:hAnsiTheme="minorEastAsia"/>
+                <w:rFonts w:asciiTheme="minorEastAsia" w:hAnsiTheme="minorEastAsia" w:hint="eastAsia"/>
                 <w:sz w:val="21"/>
                 <w:szCs w:val="21"/>
               </w:rPr>
@@ -21999,7 +21716,7 @@
           <w:p>
             <w:pPr>
               <w:rPr>
-                <w:rFonts w:asciiTheme="minorEastAsia" w:hAnsiTheme="minorEastAsia"/>
+                <w:rFonts w:asciiTheme="minorEastAsia" w:hAnsiTheme="minorEastAsia" w:hint="eastAsia"/>
                 <w:sz w:val="21"/>
                 <w:szCs w:val="21"/>
               </w:rPr>
@@ -22113,15 +21830,7 @@
                   <w:sz w:val="21"/>
                   <w:szCs w:val="21"/>
                 </w:rPr>
-                <m:t>)</m:t>
-              </m:r>
-              <m:r>
-                <w:rPr>
-                  <w:rFonts w:ascii="Cambria Math" w:hAnsi="Cambria Math"/>
-                  <w:sz w:val="21"/>
-                  <w:szCs w:val="21"/>
-                </w:rPr>
-                <m:t xml:space="preserve"> </m:t>
+                <m:t xml:space="preserve">) </m:t>
               </m:r>
               <m:r>
                 <m:rPr>
@@ -22173,7 +21882,7 @@
           <w:p>
             <w:pPr>
               <w:rPr>
-                <w:rFonts w:asciiTheme="minorEastAsia" w:hAnsiTheme="minorEastAsia"/>
+                <w:rFonts w:asciiTheme="minorEastAsia" w:hAnsiTheme="minorEastAsia" w:hint="eastAsia"/>
                 <w:sz w:val="21"/>
                 <w:szCs w:val="21"/>
               </w:rPr>
@@ -22195,7 +21904,7 @@
           <w:p>
             <w:pPr>
               <w:rPr>
-                <w:rFonts w:asciiTheme="minorEastAsia" w:hAnsiTheme="minorEastAsia"/>
+                <w:rFonts w:asciiTheme="minorEastAsia" w:hAnsiTheme="minorEastAsia" w:hint="eastAsia"/>
                 <w:sz w:val="21"/>
                 <w:szCs w:val="21"/>
               </w:rPr>
@@ -22217,7 +21926,7 @@
           <w:p>
             <w:pPr>
               <w:rPr>
-                <w:rFonts w:asciiTheme="minorEastAsia" w:hAnsiTheme="minorEastAsia"/>
+                <w:rFonts w:asciiTheme="minorEastAsia" w:hAnsiTheme="minorEastAsia" w:hint="eastAsia"/>
                 <w:sz w:val="21"/>
                 <w:szCs w:val="21"/>
               </w:rPr>
@@ -22328,15 +22037,7 @@
                   <w:sz w:val="21"/>
                   <w:szCs w:val="21"/>
                 </w:rPr>
-                <m:t>r(x)=f(x)</m:t>
-              </m:r>
-              <m:r>
-                <w:rPr>
-                  <w:rFonts w:ascii="Cambria Math" w:hAnsi="Cambria Math"/>
-                  <w:sz w:val="21"/>
-                  <w:szCs w:val="21"/>
-                </w:rPr>
-                <m:t xml:space="preserve"> </m:t>
+                <m:t xml:space="preserve">r(x)=f(x) </m:t>
               </m:r>
               <m:r>
                 <m:rPr>
@@ -22385,7 +22086,7 @@
       <w:pPr>
         <w:spacing w:before="240"/>
         <w:rPr>
-          <w:rFonts w:asciiTheme="minorEastAsia" w:hAnsiTheme="minorEastAsia"/>
+          <w:rFonts w:asciiTheme="minorEastAsia" w:hAnsiTheme="minorEastAsia" w:hint="eastAsia"/>
           <w:sz w:val="21"/>
           <w:szCs w:val="21"/>
         </w:rPr>
@@ -22403,7 +22104,7 @@
       <w:pPr>
         <w:spacing w:after="120"/>
         <w:rPr>
-          <w:rFonts w:asciiTheme="minorEastAsia" w:hAnsiTheme="minorEastAsia"/>
+          <w:rFonts w:asciiTheme="minorEastAsia" w:hAnsiTheme="minorEastAsia" w:hint="eastAsia"/>
           <w:sz w:val="21"/>
           <w:szCs w:val="21"/>
         </w:rPr>
@@ -22573,7 +22274,7 @@
       <w:pPr>
         <w:spacing w:after="200"/>
         <w:rPr>
-          <w:rFonts w:asciiTheme="minorEastAsia" w:hAnsiTheme="minorEastAsia"/>
+          <w:rFonts w:asciiTheme="minorEastAsia" w:hAnsiTheme="minorEastAsia" w:hint="eastAsia"/>
           <w:sz w:val="21"/>
           <w:szCs w:val="21"/>
         </w:rPr>
@@ -22592,7 +22293,7 @@
         <w:pStyle w:val="2"/>
         <w:spacing w:after="200"/>
         <w:rPr>
-          <w:rFonts w:asciiTheme="minorEastAsia" w:hAnsiTheme="minorEastAsia"/>
+          <w:rFonts w:asciiTheme="minorEastAsia" w:hAnsiTheme="minorEastAsia" w:hint="eastAsia"/>
           <w:sz w:val="28"/>
           <w:szCs w:val="28"/>
         </w:rPr>
@@ -22610,7 +22311,7 @@
       <w:pPr>
         <w:spacing w:after="240"/>
         <w:rPr>
-          <w:rFonts w:asciiTheme="minorEastAsia" w:hAnsiTheme="minorEastAsia"/>
+          <w:rFonts w:asciiTheme="minorEastAsia" w:hAnsiTheme="minorEastAsia" w:hint="eastAsia"/>
           <w:sz w:val="21"/>
           <w:szCs w:val="21"/>
         </w:rPr>
@@ -22659,7 +22360,7 @@
           <w:p>
             <w:pPr>
               <w:rPr>
-                <w:rFonts w:asciiTheme="minorEastAsia" w:hAnsiTheme="minorEastAsia"/>
+                <w:rFonts w:asciiTheme="minorEastAsia" w:hAnsiTheme="minorEastAsia" w:hint="eastAsia"/>
                 <w:sz w:val="21"/>
                 <w:szCs w:val="21"/>
               </w:rPr>
@@ -22683,7 +22384,7 @@
           <w:p>
             <w:pPr>
               <w:rPr>
-                <w:rFonts w:asciiTheme="minorEastAsia" w:hAnsiTheme="minorEastAsia"/>
+                <w:rFonts w:asciiTheme="minorEastAsia" w:hAnsiTheme="minorEastAsia" w:hint="eastAsia"/>
                 <w:sz w:val="21"/>
                 <w:szCs w:val="21"/>
               </w:rPr>
@@ -22709,7 +22410,7 @@
           <w:p>
             <w:pPr>
               <w:rPr>
-                <w:rFonts w:asciiTheme="minorEastAsia" w:hAnsiTheme="minorEastAsia"/>
+                <w:rFonts w:asciiTheme="minorEastAsia" w:hAnsiTheme="minorEastAsia" w:hint="eastAsia"/>
                 <w:sz w:val="21"/>
                 <w:szCs w:val="21"/>
               </w:rPr>
@@ -22731,7 +22432,7 @@
           <w:p>
             <w:pPr>
               <w:rPr>
-                <w:rFonts w:asciiTheme="minorEastAsia" w:hAnsiTheme="minorEastAsia"/>
+                <w:rFonts w:asciiTheme="minorEastAsia" w:hAnsiTheme="minorEastAsia" w:hint="eastAsia"/>
                 <w:sz w:val="21"/>
                 <w:szCs w:val="21"/>
               </w:rPr>
@@ -22755,7 +22456,7 @@
           <w:p>
             <w:pPr>
               <w:rPr>
-                <w:rFonts w:asciiTheme="minorEastAsia" w:hAnsiTheme="minorEastAsia"/>
+                <w:rFonts w:asciiTheme="minorEastAsia" w:hAnsiTheme="minorEastAsia" w:hint="eastAsia"/>
                 <w:sz w:val="21"/>
                 <w:szCs w:val="21"/>
               </w:rPr>
@@ -22777,7 +22478,7 @@
           <w:p>
             <w:pPr>
               <w:rPr>
-                <w:rFonts w:asciiTheme="minorEastAsia" w:hAnsiTheme="minorEastAsia"/>
+                <w:rFonts w:asciiTheme="minorEastAsia" w:hAnsiTheme="minorEastAsia" w:hint="eastAsia"/>
                 <w:sz w:val="21"/>
                 <w:szCs w:val="21"/>
               </w:rPr>
@@ -22801,7 +22502,7 @@
           <w:p>
             <w:pPr>
               <w:rPr>
-                <w:rFonts w:asciiTheme="minorEastAsia" w:hAnsiTheme="minorEastAsia"/>
+                <w:rFonts w:asciiTheme="minorEastAsia" w:hAnsiTheme="minorEastAsia" w:hint="eastAsia"/>
                 <w:sz w:val="21"/>
                 <w:szCs w:val="21"/>
               </w:rPr>
@@ -22823,7 +22524,7 @@
           <w:p>
             <w:pPr>
               <w:rPr>
-                <w:rFonts w:asciiTheme="minorEastAsia" w:hAnsiTheme="minorEastAsia"/>
+                <w:rFonts w:asciiTheme="minorEastAsia" w:hAnsiTheme="minorEastAsia" w:hint="eastAsia"/>
                 <w:sz w:val="21"/>
                 <w:szCs w:val="21"/>
               </w:rPr>
@@ -22847,7 +22548,7 @@
           <w:p>
             <w:pPr>
               <w:rPr>
-                <w:rFonts w:asciiTheme="minorEastAsia" w:hAnsiTheme="minorEastAsia"/>
+                <w:rFonts w:asciiTheme="minorEastAsia" w:hAnsiTheme="minorEastAsia" w:hint="eastAsia"/>
                 <w:sz w:val="21"/>
                 <w:szCs w:val="21"/>
               </w:rPr>
@@ -22869,7 +22570,7 @@
           <w:p>
             <w:pPr>
               <w:rPr>
-                <w:rFonts w:asciiTheme="minorEastAsia" w:hAnsiTheme="minorEastAsia"/>
+                <w:rFonts w:asciiTheme="minorEastAsia" w:hAnsiTheme="minorEastAsia" w:hint="eastAsia"/>
                 <w:sz w:val="21"/>
                 <w:szCs w:val="21"/>
               </w:rPr>
@@ -22902,7 +22603,7 @@
           <w:p>
             <w:pPr>
               <w:rPr>
-                <w:rFonts w:asciiTheme="minorEastAsia" w:hAnsiTheme="minorEastAsia"/>
+                <w:rFonts w:asciiTheme="minorEastAsia" w:hAnsiTheme="minorEastAsia" w:hint="eastAsia"/>
                 <w:sz w:val="21"/>
                 <w:szCs w:val="21"/>
               </w:rPr>
@@ -22925,7 +22626,7 @@
           <w:p>
             <w:pPr>
               <w:rPr>
-                <w:rFonts w:asciiTheme="minorEastAsia" w:hAnsiTheme="minorEastAsia"/>
+                <w:rFonts w:asciiTheme="minorEastAsia" w:hAnsiTheme="minorEastAsia" w:hint="eastAsia"/>
                 <w:sz w:val="21"/>
                 <w:szCs w:val="21"/>
               </w:rPr>
@@ -22949,7 +22650,7 @@
           <w:p>
             <w:pPr>
               <w:rPr>
-                <w:rFonts w:asciiTheme="minorEastAsia" w:hAnsiTheme="minorEastAsia"/>
+                <w:rFonts w:asciiTheme="minorEastAsia" w:hAnsiTheme="minorEastAsia" w:hint="eastAsia"/>
                 <w:sz w:val="21"/>
                 <w:szCs w:val="21"/>
               </w:rPr>
@@ -22971,7 +22672,7 @@
           <w:p>
             <w:pPr>
               <w:rPr>
-                <w:rFonts w:asciiTheme="minorEastAsia" w:hAnsiTheme="minorEastAsia"/>
+                <w:rFonts w:asciiTheme="minorEastAsia" w:hAnsiTheme="minorEastAsia" w:hint="eastAsia"/>
                 <w:sz w:val="21"/>
                 <w:szCs w:val="21"/>
               </w:rPr>
@@ -22995,7 +22696,7 @@
           <w:p>
             <w:pPr>
               <w:rPr>
-                <w:rFonts w:asciiTheme="minorEastAsia" w:hAnsiTheme="minorEastAsia"/>
+                <w:rFonts w:asciiTheme="minorEastAsia" w:hAnsiTheme="minorEastAsia" w:hint="eastAsia"/>
                 <w:sz w:val="21"/>
                 <w:szCs w:val="21"/>
               </w:rPr>
@@ -23017,7 +22718,7 @@
           <w:p>
             <w:pPr>
               <w:rPr>
-                <w:rFonts w:asciiTheme="minorEastAsia" w:hAnsiTheme="minorEastAsia"/>
+                <w:rFonts w:asciiTheme="minorEastAsia" w:hAnsiTheme="minorEastAsia" w:hint="eastAsia"/>
                 <w:sz w:val="21"/>
                 <w:szCs w:val="21"/>
               </w:rPr>
@@ -23041,7 +22742,7 @@
           <w:p>
             <w:pPr>
               <w:rPr>
-                <w:rFonts w:asciiTheme="minorEastAsia" w:hAnsiTheme="minorEastAsia"/>
+                <w:rFonts w:asciiTheme="minorEastAsia" w:hAnsiTheme="minorEastAsia" w:hint="eastAsia"/>
                 <w:sz w:val="21"/>
                 <w:szCs w:val="21"/>
               </w:rPr>
@@ -23063,7 +22764,7 @@
           <w:p>
             <w:pPr>
               <w:rPr>
-                <w:rFonts w:asciiTheme="minorEastAsia" w:hAnsiTheme="minorEastAsia"/>
+                <w:rFonts w:asciiTheme="minorEastAsia" w:hAnsiTheme="minorEastAsia" w:hint="eastAsia"/>
                 <w:sz w:val="21"/>
                 <w:szCs w:val="21"/>
               </w:rPr>
@@ -23128,7 +22829,7 @@
           <w:p>
             <w:pPr>
               <w:rPr>
-                <w:rFonts w:asciiTheme="minorEastAsia" w:hAnsiTheme="minorEastAsia"/>
+                <w:rFonts w:asciiTheme="minorEastAsia" w:hAnsiTheme="minorEastAsia" w:hint="eastAsia"/>
                 <w:sz w:val="21"/>
                 <w:szCs w:val="21"/>
               </w:rPr>
@@ -23154,7 +22855,7 @@
           <w:p>
             <w:pPr>
               <w:rPr>
-                <w:rFonts w:asciiTheme="minorEastAsia" w:hAnsiTheme="minorEastAsia"/>
+                <w:rFonts w:asciiTheme="minorEastAsia" w:hAnsiTheme="minorEastAsia" w:hint="eastAsia"/>
                 <w:sz w:val="21"/>
                 <w:szCs w:val="21"/>
               </w:rPr>
@@ -23255,7 +22956,7 @@
           <w:p>
             <w:pPr>
               <w:rPr>
-                <w:rFonts w:asciiTheme="minorEastAsia" w:hAnsiTheme="minorEastAsia"/>
+                <w:rFonts w:asciiTheme="minorEastAsia" w:hAnsiTheme="minorEastAsia" w:hint="eastAsia"/>
                 <w:sz w:val="21"/>
                 <w:szCs w:val="21"/>
               </w:rPr>
@@ -23277,7 +22978,7 @@
           <w:p>
             <w:pPr>
               <w:rPr>
-                <w:rFonts w:asciiTheme="minorEastAsia" w:hAnsiTheme="minorEastAsia"/>
+                <w:rFonts w:asciiTheme="minorEastAsia" w:hAnsiTheme="minorEastAsia" w:hint="eastAsia"/>
                 <w:sz w:val="21"/>
                 <w:szCs w:val="21"/>
               </w:rPr>
@@ -23301,7 +23002,7 @@
           <w:p>
             <w:pPr>
               <w:rPr>
-                <w:rFonts w:asciiTheme="minorEastAsia" w:hAnsiTheme="minorEastAsia"/>
+                <w:rFonts w:asciiTheme="minorEastAsia" w:hAnsiTheme="minorEastAsia" w:hint="eastAsia"/>
                 <w:sz w:val="21"/>
                 <w:szCs w:val="21"/>
               </w:rPr>
@@ -23323,7 +23024,7 @@
           <w:p>
             <w:pPr>
               <w:rPr>
-                <w:rFonts w:asciiTheme="minorEastAsia" w:hAnsiTheme="minorEastAsia"/>
+                <w:rFonts w:asciiTheme="minorEastAsia" w:hAnsiTheme="minorEastAsia" w:hint="eastAsia"/>
                 <w:sz w:val="21"/>
                 <w:szCs w:val="21"/>
               </w:rPr>
@@ -23344,7 +23045,7 @@
       <w:pPr>
         <w:spacing w:before="240"/>
         <w:rPr>
-          <w:rFonts w:asciiTheme="minorEastAsia" w:hAnsiTheme="minorEastAsia"/>
+          <w:rFonts w:asciiTheme="minorEastAsia" w:hAnsiTheme="minorEastAsia" w:hint="eastAsia"/>
           <w:sz w:val="21"/>
           <w:szCs w:val="21"/>
         </w:rPr>
@@ -23363,7 +23064,7 @@
         <w:pStyle w:val="2"/>
         <w:spacing w:after="200"/>
         <w:rPr>
-          <w:rFonts w:asciiTheme="minorEastAsia" w:hAnsiTheme="minorEastAsia"/>
+          <w:rFonts w:asciiTheme="minorEastAsia" w:hAnsiTheme="minorEastAsia" w:hint="eastAsia"/>
           <w:sz w:val="28"/>
           <w:szCs w:val="28"/>
         </w:rPr>
@@ -23382,7 +23083,7 @@
         <w:spacing w:after="100"/>
         <w:ind w:left="20"/>
         <w:rPr>
-          <w:rFonts w:asciiTheme="minorEastAsia" w:hAnsiTheme="minorEastAsia"/>
+          <w:rFonts w:asciiTheme="minorEastAsia" w:hAnsiTheme="minorEastAsia" w:hint="eastAsia"/>
           <w:sz w:val="21"/>
           <w:szCs w:val="21"/>
         </w:rPr>
@@ -23401,7 +23102,7 @@
         <w:spacing w:after="100"/>
         <w:ind w:left="20"/>
         <w:rPr>
-          <w:rFonts w:asciiTheme="minorEastAsia" w:hAnsiTheme="minorEastAsia"/>
+          <w:rFonts w:asciiTheme="minorEastAsia" w:hAnsiTheme="minorEastAsia" w:hint="eastAsia"/>
           <w:sz w:val="21"/>
           <w:szCs w:val="21"/>
         </w:rPr>
@@ -23420,7 +23121,7 @@
         <w:spacing w:after="100"/>
         <w:ind w:left="20"/>
         <w:rPr>
-          <w:rFonts w:asciiTheme="minorEastAsia" w:hAnsiTheme="minorEastAsia"/>
+          <w:rFonts w:asciiTheme="minorEastAsia" w:hAnsiTheme="minorEastAsia" w:hint="eastAsia"/>
           <w:sz w:val="21"/>
           <w:szCs w:val="21"/>
         </w:rPr>
@@ -23498,7 +23199,7 @@
         <w:spacing w:after="100"/>
         <w:ind w:left="20"/>
         <w:rPr>
-          <w:rFonts w:asciiTheme="minorEastAsia" w:hAnsiTheme="minorEastAsia"/>
+          <w:rFonts w:asciiTheme="minorEastAsia" w:hAnsiTheme="minorEastAsia" w:hint="eastAsia"/>
           <w:sz w:val="21"/>
           <w:szCs w:val="21"/>
         </w:rPr>
@@ -23517,7 +23218,7 @@
         <w:spacing w:after="100"/>
         <w:ind w:left="20"/>
         <w:rPr>
-          <w:rFonts w:asciiTheme="minorEastAsia" w:hAnsiTheme="minorEastAsia"/>
+          <w:rFonts w:asciiTheme="minorEastAsia" w:hAnsiTheme="minorEastAsia" w:hint="eastAsia"/>
           <w:sz w:val="21"/>
           <w:szCs w:val="21"/>
         </w:rPr>
@@ -23577,7 +23278,7 @@
         <w:spacing w:after="100"/>
         <w:ind w:left="20"/>
         <w:rPr>
-          <w:rFonts w:asciiTheme="minorEastAsia" w:hAnsiTheme="minorEastAsia"/>
+          <w:rFonts w:asciiTheme="minorEastAsia" w:hAnsiTheme="minorEastAsia" w:hint="eastAsia"/>
           <w:sz w:val="21"/>
           <w:szCs w:val="21"/>
         </w:rPr>
@@ -23614,7 +23315,7 @@
         <w:spacing w:after="100"/>
         <w:ind w:left="20"/>
         <w:rPr>
-          <w:rFonts w:asciiTheme="minorEastAsia" w:hAnsiTheme="minorEastAsia"/>
+          <w:rFonts w:asciiTheme="minorEastAsia" w:hAnsiTheme="minorEastAsia" w:hint="eastAsia"/>
           <w:sz w:val="21"/>
           <w:szCs w:val="21"/>
         </w:rPr>
@@ -23690,7 +23391,7 @@
         <w:spacing w:after="100"/>
         <w:ind w:left="20"/>
         <w:rPr>
-          <w:rFonts w:asciiTheme="minorEastAsia" w:hAnsiTheme="minorEastAsia"/>
+          <w:rFonts w:asciiTheme="minorEastAsia" w:hAnsiTheme="minorEastAsia" w:hint="eastAsia"/>
           <w:sz w:val="21"/>
           <w:szCs w:val="21"/>
         </w:rPr>
@@ -23766,7 +23467,7 @@
         <w:spacing w:after="100"/>
         <w:ind w:left="20"/>
         <w:rPr>
-          <w:rFonts w:asciiTheme="minorEastAsia" w:hAnsiTheme="minorEastAsia"/>
+          <w:rFonts w:asciiTheme="minorEastAsia" w:hAnsiTheme="minorEastAsia" w:hint="eastAsia"/>
           <w:sz w:val="21"/>
           <w:szCs w:val="21"/>
         </w:rPr>
@@ -23826,9 +23527,6 @@
         <w:pPr>
           <w:pStyle w:val="ac"/>
           <w:jc w:val="center"/>
-          <w:rPr>
-            <w:rFonts w:hint="eastAsia"/>
-          </w:rPr>
         </w:pPr>
         <w:r>
           <w:rPr>
@@ -24590,6 +24288,7 @@
   <w:style w:type="character" w:default="1" w:styleId="a0">
     <w:name w:val="Default Paragraph Font"/>
     <w:uiPriority w:val="1"/>
+    <w:semiHidden/>
     <w:unhideWhenUsed/>
   </w:style>
   <w:style w:type="table" w:default="1" w:styleId="a1">
